--- a/4.tableau/sample_superstore_questions_for_chartcreate.docx
+++ b/4.tableau/sample_superstore_questions_for_chartcreate.docx
@@ -1,59 +1,2488 @@
 
 <file path=word/document.xml><?xml version="1.0" encoding="utf-8"?>
-<w:document xmlns:wpc="http://schemas.microsoft.com/office/word/2010/wordprocessingCanvas" xmlns:mc="http://schemas.openxmlformats.org/markup-compatibility/2006" xmlns:o="urn:schemas-microsoft-com:office:office" xmlns:r="http://schemas.openxmlformats.org/officeDocument/2006/relationships" xmlns:m="http://schemas.openxmlformats.org/officeDocument/2006/math" xmlns:v="urn:schemas-microsoft-com:vml" xmlns:wp14="http://schemas.microsoft.com/office/word/2010/wordprocessingDrawing" xmlns:wp="http://schemas.openxmlformats.org/drawingml/2006/wordprocessingDrawing" xmlns:w="http://schemas.openxmlformats.org/wordprocessingml/2006/main" xmlns:w14="http://schemas.microsoft.com/office/word/2010/wordml" xmlns:w10="urn:schemas-microsoft-com:office:word" xmlns:w15="http://schemas.microsoft.com/office/word/2012/wordml" xmlns:wpg="http://schemas.microsoft.com/office/word/2010/wordprocessingGroup" xmlns:wpi="http://schemas.microsoft.com/office/word/2010/wordprocessingInk" xmlns:wne="http://schemas.microsoft.com/office/word/2006/wordml" xmlns:wps="http://schemas.microsoft.com/office/word/2010/wordprocessingShape" xmlns:wpsCustomData="http://www.wps.cn/officeDocument/2013/wpsCustomData" mc:Ignorable="w14 w15 wp14">
+<w:document xmlns:wpc="http://schemas.microsoft.com/office/word/2010/wordprocessingCanvas" xmlns:cx="http://schemas.microsoft.com/office/drawing/2014/chartex" xmlns:cx1="http://schemas.microsoft.com/office/drawing/2015/9/8/chartex" xmlns:cx2="http://schemas.microsoft.com/office/drawing/2015/10/21/chartex" xmlns:cx3="http://schemas.microsoft.com/office/drawing/2016/5/9/chartex" xmlns:cx4="http://schemas.microsoft.com/office/drawing/2016/5/10/chartex" xmlns:cx5="http://schemas.microsoft.com/office/drawing/2016/5/11/chartex" xmlns:cx6="http://schemas.microsoft.com/office/drawing/2016/5/12/chartex" xmlns:cx7="http://schemas.microsoft.com/office/drawing/2016/5/13/chartex" xmlns:cx8="http://schemas.microsoft.com/office/drawing/2016/5/14/chartex" xmlns:mc="http://schemas.openxmlformats.org/markup-compatibility/2006" xmlns:o="urn:schemas-microsoft-com:office:office" xmlns:r="http://schemas.openxmlformats.org/officeDocument/2006/relationships" xmlns:m="http://schemas.openxmlformats.org/officeDocument/2006/math" xmlns:v="urn:schemas-microsoft-com:vml" xmlns:wp14="http://schemas.microsoft.com/office/word/2010/wordprocessingDrawing" xmlns:wp="http://schemas.openxmlformats.org/drawingml/2006/wordprocessingDrawing" xmlns:w="http://schemas.openxmlformats.org/wordprocessingml/2006/main" xmlns:w14="http://schemas.microsoft.com/office/word/2010/wordml" xmlns:w10="urn:schemas-microsoft-com:office:word" xmlns:w15="http://schemas.microsoft.com/office/word/2012/wordml" xmlns:wpg="http://schemas.microsoft.com/office/word/2010/wordprocessingGroup" xmlns:wpi="http://schemas.microsoft.com/office/word/2010/wordprocessingInk" xmlns:wne="http://schemas.microsoft.com/office/word/2006/wordml" xmlns:wps="http://schemas.microsoft.com/office/word/2010/wordprocessingShape" xmlns:wpsCustomData="http://www.wps.cn/officeDocument/2013/wpsCustomData" mc:Ignorable="w14 w15 wp14">
   <w:body>
     <w:p>
       <w:pPr>
+        <w:pStyle w:val="9"/>
+        <w:keepNext w:val="0"/>
+        <w:keepLines w:val="0"/>
+        <w:widowControl/>
+        <w:suppressLineNumbers w:val="0"/>
+      </w:pPr>
+      <w:r>
+        <w:t>For the Sample Superstore dataset in Google Sheets, you can create a complete business dashboard by cleaning the data, building pivot tables, answering business questions, and adding KPI cards, charts, and slicers.</w:t>
+      </w:r>
+    </w:p>
+    <w:p>
+      <w:pPr>
+        <w:pStyle w:val="2"/>
+        <w:keepNext w:val="0"/>
+        <w:keepLines w:val="0"/>
+        <w:widowControl/>
+        <w:suppressLineNumbers w:val="0"/>
+      </w:pPr>
+      <w:r>
+        <w:t>1. Sample Superstore dashboard plan</w:t>
+      </w:r>
+    </w:p>
+    <w:p>
+      <w:pPr>
+        <w:keepNext w:val="0"/>
+        <w:keepLines w:val="0"/>
+        <w:widowControl/>
+        <w:suppressLineNumbers w:val="0"/>
+        <w:jc w:val="left"/>
+      </w:pPr>
+      <w:r>
         <w:rPr>
-          <w:rFonts w:hint="default"/>
+          <w:rFonts w:ascii="SimSun" w:hAnsi="SimSun" w:eastAsia="SimSun" w:cs="SimSun"/>
+          <w:kern w:val="0"/>
+          <w:sz w:val="24"/>
+          <w:szCs w:val="24"/>
+          <w:lang w:val="en-US" w:eastAsia="zh-CN" w:bidi="ar"/>
         </w:rPr>
-      </w:pPr>
+        <w:fldChar w:fldCharType="begin"/>
+      </w:r>
       <w:r>
         <w:rPr>
-          <w:rFonts w:hint="default"/>
+          <w:rFonts w:ascii="SimSun" w:hAnsi="SimSun" w:eastAsia="SimSun" w:cs="SimSun"/>
+          <w:kern w:val="0"/>
+          <w:sz w:val="24"/>
+          <w:szCs w:val="24"/>
+          <w:lang w:val="en-US" w:eastAsia="zh-CN" w:bidi="ar"/>
         </w:rPr>
-        <w:t xml:space="preserve">total </w:t>
-      </w:r>
-      <w:bookmarkStart w:id="0" w:name="_GoBack"/>
-      <w:bookmarkEnd w:id="0"/>
+        <w:instrText xml:space="preserve">INCLUDEPICTURE \d "https://chatgpt.com/uc/" \* MERGEFORMATINET </w:instrText>
+      </w:r>
       <w:r>
         <w:rPr>
-          <w:rFonts w:hint="default"/>
+          <w:rFonts w:ascii="SimSun" w:hAnsi="SimSun" w:eastAsia="SimSun" w:cs="SimSun"/>
+          <w:kern w:val="0"/>
+          <w:sz w:val="24"/>
+          <w:szCs w:val="24"/>
+          <w:lang w:val="en-US" w:eastAsia="zh-CN" w:bidi="ar"/>
         </w:rPr>
-        <w:t>sales</w:t>
-      </w:r>
-    </w:p>
-    <w:p>
-      <w:pPr>
+        <w:fldChar w:fldCharType="separate"/>
+      </w:r>
+      <w:r>
         <w:rPr>
-          <w:rFonts w:hint="default"/>
+          <w:rFonts w:ascii="SimSun" w:hAnsi="SimSun" w:eastAsia="SimSun" w:cs="SimSun"/>
+          <w:kern w:val="0"/>
+          <w:sz w:val="24"/>
+          <w:szCs w:val="24"/>
+          <w:lang w:val="en-US" w:eastAsia="zh-CN" w:bidi="ar"/>
         </w:rPr>
-      </w:pPr>
-    </w:p>
-    <w:p>
-      <w:pPr>
+        <mc:AlternateContent>
+          <mc:Choice Requires="wps">
+            <w:drawing>
+              <wp:inline distT="0" distB="0" distL="114300" distR="114300">
+                <wp:extent cx="304800" cy="304800"/>
+                <wp:effectExtent l="4445" t="4445" r="14605" b="14605"/>
+                <wp:docPr id="1" name="Picture 1"/>
+                <wp:cNvGraphicFramePr>
+                  <a:graphicFrameLocks xmlns:a="http://schemas.openxmlformats.org/drawingml/2006/main" noChangeAspect="1"/>
+                </wp:cNvGraphicFramePr>
+                <a:graphic xmlns:a="http://schemas.openxmlformats.org/drawingml/2006/main">
+                  <a:graphicData uri="http://schemas.microsoft.com/office/word/2010/wordprocessingShape">
+                    <wps:wsp>
+                      <wps:cNvSpPr>
+                        <a:spLocks noChangeAspect="1"/>
+                      </wps:cNvSpPr>
+                      <wps:spPr>
+                        <a:xfrm>
+                          <a:off x="0" y="0"/>
+                          <a:ext cx="304800" cy="304800"/>
+                        </a:xfrm>
+                        <a:prstGeom prst="rect">
+                          <a:avLst/>
+                        </a:prstGeom>
+                        <a:noFill/>
+                        <a:ln w="9525" cap="flat" cmpd="sng">
+                          <a:solidFill>
+                            <a:srgbClr val="000000"/>
+                          </a:solidFill>
+                          <a:prstDash val="solid"/>
+                          <a:miter/>
+                          <a:headEnd type="none" w="med" len="med"/>
+                          <a:tailEnd type="none" w="med" len="med"/>
+                        </a:ln>
+                      </wps:spPr>
+                      <wps:bodyPr upright="1"/>
+                    </wps:wsp>
+                  </a:graphicData>
+                </a:graphic>
+              </wp:inline>
+            </w:drawing>
+          </mc:Choice>
+          <mc:Fallback>
+            <w:pict>
+              <v:rect id="Picture 1" o:spid="_x0000_s1026" o:spt="1" style="height:24pt;width:24pt;" filled="f" coordsize="21600,21600" o:gfxdata="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">
+                <v:path/>
+                <v:fill on="f" focussize="0,0"/>
+                <v:stroke/>
+                <v:imagedata o:title=""/>
+                <o:lock v:ext="edit" aspectratio="t"/>
+                <w10:wrap type="none"/>
+                <w10:anchorlock/>
+              </v:rect>
+            </w:pict>
+          </mc:Fallback>
+        </mc:AlternateContent>
+      </w:r>
+      <w:r>
         <w:rPr>
-          <w:rFonts w:hint="default"/>
+          <w:rFonts w:ascii="SimSun" w:hAnsi="SimSun" w:eastAsia="SimSun" w:cs="SimSun"/>
+          <w:kern w:val="0"/>
+          <w:sz w:val="24"/>
+          <w:szCs w:val="24"/>
+          <w:lang w:val="en-US" w:eastAsia="zh-CN" w:bidi="ar"/>
         </w:rPr>
+        <w:fldChar w:fldCharType="end"/>
+      </w:r>
+    </w:p>
+    <w:p>
+      <w:pPr>
+        <w:pStyle w:val="9"/>
+        <w:keepNext w:val="0"/>
+        <w:keepLines w:val="0"/>
+        <w:widowControl/>
+        <w:suppressLineNumbers w:val="0"/>
+      </w:pPr>
+      <w:r>
+        <w:t>1. Clean the data</w:t>
+      </w:r>
+    </w:p>
+    <w:p>
+      <w:pPr>
+        <w:keepNext w:val="0"/>
+        <w:keepLines w:val="0"/>
+        <w:widowControl/>
+        <w:numPr>
+          <w:ilvl w:val="0"/>
+          <w:numId w:val="1"/>
+        </w:numPr>
+        <w:suppressLineNumbers w:val="0"/>
+        <w:spacing w:before="0" w:beforeAutospacing="1" w:after="0" w:afterAutospacing="1"/>
+        <w:ind w:left="1440" w:hanging="360"/>
+      </w:pPr>
+    </w:p>
+    <w:p>
+      <w:pPr>
+        <w:pStyle w:val="9"/>
+        <w:keepNext w:val="0"/>
+        <w:keepLines w:val="0"/>
+        <w:widowControl/>
+        <w:suppressLineNumbers w:val="0"/>
+        <w:ind w:left="720"/>
+      </w:pPr>
+      <w:r>
+        <w:t>Remove duplicate Order IDs/records where appropriate.</w:t>
+      </w:r>
+    </w:p>
+    <w:p>
+      <w:pPr>
+        <w:keepNext w:val="0"/>
+        <w:keepLines w:val="0"/>
+        <w:widowControl/>
+        <w:numPr>
+          <w:ilvl w:val="0"/>
+          <w:numId w:val="1"/>
+        </w:numPr>
+        <w:suppressLineNumbers w:val="0"/>
+        <w:spacing w:before="0" w:beforeAutospacing="1" w:after="0" w:afterAutospacing="1"/>
+        <w:ind w:left="1440" w:hanging="360"/>
+      </w:pPr>
+    </w:p>
+    <w:p>
+      <w:pPr>
+        <w:keepNext w:val="0"/>
+        <w:keepLines w:val="0"/>
+        <w:widowControl/>
+        <w:numPr>
+          <w:ilvl w:val="0"/>
+          <w:numId w:val="1"/>
+        </w:numPr>
+        <w:suppressLineNumbers w:val="0"/>
+        <w:spacing w:before="0" w:beforeAutospacing="1" w:after="0" w:afterAutospacing="1"/>
+        <w:ind w:left="1440" w:hanging="360"/>
+      </w:pPr>
+    </w:p>
+    <w:p>
+      <w:pPr>
+        <w:pStyle w:val="9"/>
+        <w:keepNext w:val="0"/>
+        <w:keepLines w:val="0"/>
+        <w:widowControl/>
+        <w:suppressLineNumbers w:val="0"/>
+        <w:ind w:left="720"/>
+      </w:pPr>
+      <w:r>
+        <w:t>Handle blank cells and inconsistent category names.</w:t>
+      </w:r>
+    </w:p>
+    <w:p>
+      <w:pPr>
+        <w:keepNext w:val="0"/>
+        <w:keepLines w:val="0"/>
+        <w:widowControl/>
+        <w:numPr>
+          <w:ilvl w:val="0"/>
+          <w:numId w:val="1"/>
+        </w:numPr>
+        <w:suppressLineNumbers w:val="0"/>
+        <w:spacing w:before="0" w:beforeAutospacing="1" w:after="0" w:afterAutospacing="1"/>
+        <w:ind w:left="1440" w:hanging="360"/>
+      </w:pPr>
+    </w:p>
+    <w:p>
+      <w:pPr>
+        <w:keepNext w:val="0"/>
+        <w:keepLines w:val="0"/>
+        <w:widowControl/>
+        <w:numPr>
+          <w:ilvl w:val="0"/>
+          <w:numId w:val="1"/>
+        </w:numPr>
+        <w:suppressLineNumbers w:val="0"/>
+        <w:spacing w:before="0" w:beforeAutospacing="1" w:after="0" w:afterAutospacing="1"/>
+        <w:ind w:left="1440" w:hanging="360"/>
+      </w:pPr>
+    </w:p>
+    <w:p>
+      <w:pPr>
+        <w:pStyle w:val="9"/>
+        <w:keepNext w:val="0"/>
+        <w:keepLines w:val="0"/>
+        <w:widowControl/>
+        <w:suppressLineNumbers w:val="0"/>
+        <w:ind w:left="720"/>
+      </w:pPr>
+      <w:r>
+        <w:t>Format Order Date and Ship Date correctly.</w:t>
+      </w:r>
+    </w:p>
+    <w:p>
+      <w:pPr>
+        <w:keepNext w:val="0"/>
+        <w:keepLines w:val="0"/>
+        <w:widowControl/>
+        <w:numPr>
+          <w:ilvl w:val="0"/>
+          <w:numId w:val="1"/>
+        </w:numPr>
+        <w:suppressLineNumbers w:val="0"/>
+        <w:spacing w:before="0" w:beforeAutospacing="1" w:after="0" w:afterAutospacing="1"/>
+        <w:ind w:left="1440" w:hanging="360"/>
+      </w:pPr>
+    </w:p>
+    <w:p>
+      <w:pPr>
+        <w:keepNext w:val="0"/>
+        <w:keepLines w:val="0"/>
+        <w:widowControl/>
+        <w:numPr>
+          <w:ilvl w:val="0"/>
+          <w:numId w:val="1"/>
+        </w:numPr>
+        <w:suppressLineNumbers w:val="0"/>
+        <w:spacing w:before="0" w:beforeAutospacing="1" w:after="0" w:afterAutospacing="1"/>
+        <w:ind w:left="1440" w:hanging="360"/>
+      </w:pPr>
+    </w:p>
+    <w:p>
+      <w:pPr>
+        <w:pStyle w:val="9"/>
+        <w:keepNext w:val="0"/>
+        <w:keepLines w:val="0"/>
+        <w:widowControl/>
+        <w:suppressLineNumbers w:val="0"/>
+        <w:ind w:left="720"/>
+      </w:pPr>
+      <w:r>
+        <w:t>Check Sales, Profit, Quantity, and Discount data types.</w:t>
+      </w:r>
+    </w:p>
+    <w:p>
+      <w:pPr>
+        <w:keepNext w:val="0"/>
+        <w:keepLines w:val="0"/>
+        <w:widowControl/>
+        <w:numPr>
+          <w:ilvl w:val="0"/>
+          <w:numId w:val="1"/>
+        </w:numPr>
+        <w:suppressLineNumbers w:val="0"/>
+        <w:spacing w:before="0" w:beforeAutospacing="1" w:after="0" w:afterAutospacing="1"/>
+        <w:ind w:left="1440" w:hanging="360"/>
+      </w:pPr>
+    </w:p>
+    <w:p>
+      <w:pPr>
+        <w:keepNext w:val="0"/>
+        <w:keepLines w:val="0"/>
+        <w:widowControl/>
+        <w:suppressLineNumbers w:val="0"/>
+        <w:jc w:val="left"/>
       </w:pPr>
       <w:r>
         <w:rPr>
-          <w:rFonts w:hint="default"/>
+          <w:rFonts w:ascii="SimSun" w:hAnsi="SimSun" w:eastAsia="SimSun" w:cs="SimSun"/>
+          <w:kern w:val="0"/>
+          <w:sz w:val="24"/>
+          <w:szCs w:val="24"/>
+          <w:lang w:val="en-US" w:eastAsia="zh-CN" w:bidi="ar"/>
         </w:rPr>
-        <w:t>total profits</w:t>
-      </w:r>
-    </w:p>
-    <w:p>
-      <w:pPr>
+        <w:fldChar w:fldCharType="begin"/>
+      </w:r>
+      <w:r>
         <w:rPr>
-          <w:rFonts w:hint="default"/>
+          <w:rFonts w:ascii="SimSun" w:hAnsi="SimSun" w:eastAsia="SimSun" w:cs="SimSun"/>
+          <w:kern w:val="0"/>
+          <w:sz w:val="24"/>
+          <w:szCs w:val="24"/>
+          <w:lang w:val="en-US" w:eastAsia="zh-CN" w:bidi="ar"/>
         </w:rPr>
-      </w:pPr>
+        <w:instrText xml:space="preserve">INCLUDEPICTURE \d "https://chatgpt.com/uc/" \* MERGEFORMATINET </w:instrText>
+      </w:r>
       <w:r>
         <w:rPr>
-          <w:rFonts w:hint="default"/>
+          <w:rFonts w:ascii="SimSun" w:hAnsi="SimSun" w:eastAsia="SimSun" w:cs="SimSun"/>
+          <w:kern w:val="0"/>
+          <w:sz w:val="24"/>
+          <w:szCs w:val="24"/>
+          <w:lang w:val="en-US" w:eastAsia="zh-CN" w:bidi="ar"/>
         </w:rPr>
-        <w:t>region wise sales</w:t>
+        <w:fldChar w:fldCharType="separate"/>
+      </w:r>
+      <w:r>
+        <w:rPr>
+          <w:rFonts w:ascii="SimSun" w:hAnsi="SimSun" w:eastAsia="SimSun" w:cs="SimSun"/>
+          <w:kern w:val="0"/>
+          <w:sz w:val="24"/>
+          <w:szCs w:val="24"/>
+          <w:lang w:val="en-US" w:eastAsia="zh-CN" w:bidi="ar"/>
+        </w:rPr>
+        <mc:AlternateContent>
+          <mc:Choice Requires="wps">
+            <w:drawing>
+              <wp:inline distT="0" distB="0" distL="114300" distR="114300">
+                <wp:extent cx="304800" cy="304800"/>
+                <wp:effectExtent l="4445" t="4445" r="14605" b="14605"/>
+                <wp:docPr id="2" name="Picture 2"/>
+                <wp:cNvGraphicFramePr>
+                  <a:graphicFrameLocks xmlns:a="http://schemas.openxmlformats.org/drawingml/2006/main" noChangeAspect="1"/>
+                </wp:cNvGraphicFramePr>
+                <a:graphic xmlns:a="http://schemas.openxmlformats.org/drawingml/2006/main">
+                  <a:graphicData uri="http://schemas.microsoft.com/office/word/2010/wordprocessingShape">
+                    <wps:wsp>
+                      <wps:cNvSpPr>
+                        <a:spLocks noChangeAspect="1"/>
+                      </wps:cNvSpPr>
+                      <wps:spPr>
+                        <a:xfrm>
+                          <a:off x="0" y="0"/>
+                          <a:ext cx="304800" cy="304800"/>
+                        </a:xfrm>
+                        <a:prstGeom prst="rect">
+                          <a:avLst/>
+                        </a:prstGeom>
+                        <a:noFill/>
+                        <a:ln w="9525" cap="flat" cmpd="sng">
+                          <a:solidFill>
+                            <a:srgbClr val="000000"/>
+                          </a:solidFill>
+                          <a:prstDash val="solid"/>
+                          <a:miter/>
+                          <a:headEnd type="none" w="med" len="med"/>
+                          <a:tailEnd type="none" w="med" len="med"/>
+                        </a:ln>
+                      </wps:spPr>
+                      <wps:bodyPr upright="1"/>
+                    </wps:wsp>
+                  </a:graphicData>
+                </a:graphic>
+              </wp:inline>
+            </w:drawing>
+          </mc:Choice>
+          <mc:Fallback>
+            <w:pict>
+              <v:rect id="Picture 2" o:spid="_x0000_s1026" o:spt="1" style="height:24pt;width:24pt;" filled="f" coordsize="21600,21600" o:gfxdata="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">
+                <v:path/>
+                <v:fill on="f" focussize="0,0"/>
+                <v:stroke/>
+                <v:imagedata o:title=""/>
+                <o:lock v:ext="edit" aspectratio="t"/>
+                <w10:wrap type="none"/>
+                <w10:anchorlock/>
+              </v:rect>
+            </w:pict>
+          </mc:Fallback>
+        </mc:AlternateContent>
+      </w:r>
+      <w:r>
+        <w:rPr>
+          <w:rFonts w:ascii="SimSun" w:hAnsi="SimSun" w:eastAsia="SimSun" w:cs="SimSun"/>
+          <w:kern w:val="0"/>
+          <w:sz w:val="24"/>
+          <w:szCs w:val="24"/>
+          <w:lang w:val="en-US" w:eastAsia="zh-CN" w:bidi="ar"/>
+        </w:rPr>
+        <w:fldChar w:fldCharType="end"/>
+      </w:r>
+    </w:p>
+    <w:p>
+      <w:pPr>
+        <w:pStyle w:val="9"/>
+        <w:keepNext w:val="0"/>
+        <w:keepLines w:val="0"/>
+        <w:widowControl/>
+        <w:suppressLineNumbers w:val="0"/>
+      </w:pPr>
+      <w:r>
+        <w:t>2. Create pivot tables</w:t>
+      </w:r>
+    </w:p>
+    <w:p>
+      <w:pPr>
+        <w:keepNext w:val="0"/>
+        <w:keepLines w:val="0"/>
+        <w:widowControl/>
+        <w:numPr>
+          <w:ilvl w:val="0"/>
+          <w:numId w:val="2"/>
+        </w:numPr>
+        <w:suppressLineNumbers w:val="0"/>
+        <w:spacing w:before="0" w:beforeAutospacing="1" w:after="0" w:afterAutospacing="1"/>
+        <w:ind w:left="1440" w:hanging="360"/>
+      </w:pPr>
+    </w:p>
+    <w:p>
+      <w:pPr>
+        <w:pStyle w:val="9"/>
+        <w:keepNext w:val="0"/>
+        <w:keepLines w:val="0"/>
+        <w:widowControl/>
+        <w:suppressLineNumbers w:val="0"/>
+        <w:ind w:left="720"/>
+      </w:pPr>
+      <w:r>
+        <w:t>Sales by Region</w:t>
+      </w:r>
+    </w:p>
+    <w:p>
+      <w:pPr>
+        <w:keepNext w:val="0"/>
+        <w:keepLines w:val="0"/>
+        <w:widowControl/>
+        <w:numPr>
+          <w:ilvl w:val="0"/>
+          <w:numId w:val="2"/>
+        </w:numPr>
+        <w:suppressLineNumbers w:val="0"/>
+        <w:spacing w:before="0" w:beforeAutospacing="1" w:after="0" w:afterAutospacing="1"/>
+        <w:ind w:left="1440" w:hanging="360"/>
+      </w:pPr>
+    </w:p>
+    <w:p>
+      <w:pPr>
+        <w:keepNext w:val="0"/>
+        <w:keepLines w:val="0"/>
+        <w:widowControl/>
+        <w:numPr>
+          <w:ilvl w:val="0"/>
+          <w:numId w:val="2"/>
+        </w:numPr>
+        <w:suppressLineNumbers w:val="0"/>
+        <w:spacing w:before="0" w:beforeAutospacing="1" w:after="0" w:afterAutospacing="1"/>
+        <w:ind w:left="1440" w:hanging="360"/>
+      </w:pPr>
+    </w:p>
+    <w:p>
+      <w:pPr>
+        <w:pStyle w:val="9"/>
+        <w:keepNext w:val="0"/>
+        <w:keepLines w:val="0"/>
+        <w:widowControl/>
+        <w:suppressLineNumbers w:val="0"/>
+        <w:ind w:left="720"/>
+      </w:pPr>
+      <w:r>
+        <w:t>Profit by Category and Sub-Category</w:t>
+      </w:r>
+    </w:p>
+    <w:p>
+      <w:pPr>
+        <w:keepNext w:val="0"/>
+        <w:keepLines w:val="0"/>
+        <w:widowControl/>
+        <w:numPr>
+          <w:ilvl w:val="0"/>
+          <w:numId w:val="2"/>
+        </w:numPr>
+        <w:suppressLineNumbers w:val="0"/>
+        <w:spacing w:before="0" w:beforeAutospacing="1" w:after="0" w:afterAutospacing="1"/>
+        <w:ind w:left="1440" w:hanging="360"/>
+      </w:pPr>
+    </w:p>
+    <w:p>
+      <w:pPr>
+        <w:keepNext w:val="0"/>
+        <w:keepLines w:val="0"/>
+        <w:widowControl/>
+        <w:numPr>
+          <w:ilvl w:val="0"/>
+          <w:numId w:val="2"/>
+        </w:numPr>
+        <w:suppressLineNumbers w:val="0"/>
+        <w:spacing w:before="0" w:beforeAutospacing="1" w:after="0" w:afterAutospacing="1"/>
+        <w:ind w:left="1440" w:hanging="360"/>
+      </w:pPr>
+    </w:p>
+    <w:p>
+      <w:pPr>
+        <w:pStyle w:val="9"/>
+        <w:keepNext w:val="0"/>
+        <w:keepLines w:val="0"/>
+        <w:widowControl/>
+        <w:suppressLineNumbers w:val="0"/>
+        <w:ind w:left="720"/>
+      </w:pPr>
+      <w:r>
+        <w:t>Monthly Sales Trend</w:t>
+      </w:r>
+    </w:p>
+    <w:p>
+      <w:pPr>
+        <w:keepNext w:val="0"/>
+        <w:keepLines w:val="0"/>
+        <w:widowControl/>
+        <w:numPr>
+          <w:ilvl w:val="0"/>
+          <w:numId w:val="2"/>
+        </w:numPr>
+        <w:suppressLineNumbers w:val="0"/>
+        <w:spacing w:before="0" w:beforeAutospacing="1" w:after="0" w:afterAutospacing="1"/>
+        <w:ind w:left="1440" w:hanging="360"/>
+      </w:pPr>
+    </w:p>
+    <w:p>
+      <w:pPr>
+        <w:keepNext w:val="0"/>
+        <w:keepLines w:val="0"/>
+        <w:widowControl/>
+        <w:numPr>
+          <w:ilvl w:val="0"/>
+          <w:numId w:val="2"/>
+        </w:numPr>
+        <w:suppressLineNumbers w:val="0"/>
+        <w:spacing w:before="0" w:beforeAutospacing="1" w:after="0" w:afterAutospacing="1"/>
+        <w:ind w:left="1440" w:hanging="360"/>
+      </w:pPr>
+    </w:p>
+    <w:p>
+      <w:pPr>
+        <w:pStyle w:val="9"/>
+        <w:keepNext w:val="0"/>
+        <w:keepLines w:val="0"/>
+        <w:widowControl/>
+        <w:suppressLineNumbers w:val="0"/>
+        <w:ind w:left="720"/>
+      </w:pPr>
+      <w:r>
+        <w:t>Sales by Segment</w:t>
+      </w:r>
+    </w:p>
+    <w:p>
+      <w:pPr>
+        <w:keepNext w:val="0"/>
+        <w:keepLines w:val="0"/>
+        <w:widowControl/>
+        <w:numPr>
+          <w:ilvl w:val="0"/>
+          <w:numId w:val="2"/>
+        </w:numPr>
+        <w:suppressLineNumbers w:val="0"/>
+        <w:spacing w:before="0" w:beforeAutospacing="1" w:after="0" w:afterAutospacing="1"/>
+        <w:ind w:left="1440" w:hanging="360"/>
+      </w:pPr>
+    </w:p>
+    <w:p>
+      <w:pPr>
+        <w:keepNext w:val="0"/>
+        <w:keepLines w:val="0"/>
+        <w:widowControl/>
+        <w:numPr>
+          <w:ilvl w:val="0"/>
+          <w:numId w:val="2"/>
+        </w:numPr>
+        <w:suppressLineNumbers w:val="0"/>
+        <w:spacing w:before="0" w:beforeAutospacing="1" w:after="0" w:afterAutospacing="1"/>
+        <w:ind w:left="1440" w:hanging="360"/>
+      </w:pPr>
+    </w:p>
+    <w:p>
+      <w:pPr>
+        <w:pStyle w:val="9"/>
+        <w:keepNext w:val="0"/>
+        <w:keepLines w:val="0"/>
+        <w:widowControl/>
+        <w:suppressLineNumbers w:val="0"/>
+        <w:ind w:left="720"/>
+      </w:pPr>
+      <w:r>
+        <w:t>Top 10 Products by Sales</w:t>
+      </w:r>
+    </w:p>
+    <w:p>
+      <w:pPr>
+        <w:keepNext w:val="0"/>
+        <w:keepLines w:val="0"/>
+        <w:widowControl/>
+        <w:numPr>
+          <w:ilvl w:val="0"/>
+          <w:numId w:val="2"/>
+        </w:numPr>
+        <w:suppressLineNumbers w:val="0"/>
+        <w:spacing w:before="0" w:beforeAutospacing="1" w:after="0" w:afterAutospacing="1"/>
+        <w:ind w:left="1440" w:hanging="360"/>
+      </w:pPr>
+    </w:p>
+    <w:p>
+      <w:pPr>
+        <w:keepNext w:val="0"/>
+        <w:keepLines w:val="0"/>
+        <w:widowControl/>
+        <w:suppressLineNumbers w:val="0"/>
+        <w:jc w:val="left"/>
+      </w:pPr>
+      <w:r>
+        <w:rPr>
+          <w:rFonts w:ascii="SimSun" w:hAnsi="SimSun" w:eastAsia="SimSun" w:cs="SimSun"/>
+          <w:kern w:val="0"/>
+          <w:sz w:val="24"/>
+          <w:szCs w:val="24"/>
+          <w:lang w:val="en-US" w:eastAsia="zh-CN" w:bidi="ar"/>
+        </w:rPr>
+        <w:fldChar w:fldCharType="begin"/>
+      </w:r>
+      <w:r>
+        <w:rPr>
+          <w:rFonts w:ascii="SimSun" w:hAnsi="SimSun" w:eastAsia="SimSun" w:cs="SimSun"/>
+          <w:kern w:val="0"/>
+          <w:sz w:val="24"/>
+          <w:szCs w:val="24"/>
+          <w:lang w:val="en-US" w:eastAsia="zh-CN" w:bidi="ar"/>
+        </w:rPr>
+        <w:instrText xml:space="preserve">INCLUDEPICTURE \d "https://chatgpt.com/uc/" \* MERGEFORMATINET </w:instrText>
+      </w:r>
+      <w:r>
+        <w:rPr>
+          <w:rFonts w:ascii="SimSun" w:hAnsi="SimSun" w:eastAsia="SimSun" w:cs="SimSun"/>
+          <w:kern w:val="0"/>
+          <w:sz w:val="24"/>
+          <w:szCs w:val="24"/>
+          <w:lang w:val="en-US" w:eastAsia="zh-CN" w:bidi="ar"/>
+        </w:rPr>
+        <w:fldChar w:fldCharType="separate"/>
+      </w:r>
+      <w:r>
+        <w:rPr>
+          <w:rFonts w:ascii="SimSun" w:hAnsi="SimSun" w:eastAsia="SimSun" w:cs="SimSun"/>
+          <w:kern w:val="0"/>
+          <w:sz w:val="24"/>
+          <w:szCs w:val="24"/>
+          <w:lang w:val="en-US" w:eastAsia="zh-CN" w:bidi="ar"/>
+        </w:rPr>
+        <mc:AlternateContent>
+          <mc:Choice Requires="wps">
+            <w:drawing>
+              <wp:inline distT="0" distB="0" distL="114300" distR="114300">
+                <wp:extent cx="304800" cy="304800"/>
+                <wp:effectExtent l="4445" t="4445" r="14605" b="14605"/>
+                <wp:docPr id="3" name="Picture 3"/>
+                <wp:cNvGraphicFramePr>
+                  <a:graphicFrameLocks xmlns:a="http://schemas.openxmlformats.org/drawingml/2006/main" noChangeAspect="1"/>
+                </wp:cNvGraphicFramePr>
+                <a:graphic xmlns:a="http://schemas.openxmlformats.org/drawingml/2006/main">
+                  <a:graphicData uri="http://schemas.microsoft.com/office/word/2010/wordprocessingShape">
+                    <wps:wsp>
+                      <wps:cNvSpPr>
+                        <a:spLocks noChangeAspect="1"/>
+                      </wps:cNvSpPr>
+                      <wps:spPr>
+                        <a:xfrm>
+                          <a:off x="0" y="0"/>
+                          <a:ext cx="304800" cy="304800"/>
+                        </a:xfrm>
+                        <a:prstGeom prst="rect">
+                          <a:avLst/>
+                        </a:prstGeom>
+                        <a:noFill/>
+                        <a:ln w="9525" cap="flat" cmpd="sng">
+                          <a:solidFill>
+                            <a:srgbClr val="000000"/>
+                          </a:solidFill>
+                          <a:prstDash val="solid"/>
+                          <a:miter/>
+                          <a:headEnd type="none" w="med" len="med"/>
+                          <a:tailEnd type="none" w="med" len="med"/>
+                        </a:ln>
+                      </wps:spPr>
+                      <wps:bodyPr upright="1"/>
+                    </wps:wsp>
+                  </a:graphicData>
+                </a:graphic>
+              </wp:inline>
+            </w:drawing>
+          </mc:Choice>
+          <mc:Fallback>
+            <w:pict>
+              <v:rect id="Picture 3" o:spid="_x0000_s1026" o:spt="1" style="height:24pt;width:24pt;" filled="f" coordsize="21600,21600" o:gfxdata="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">
+                <v:path/>
+                <v:fill on="f" focussize="0,0"/>
+                <v:stroke/>
+                <v:imagedata o:title=""/>
+                <o:lock v:ext="edit" aspectratio="t"/>
+                <w10:wrap type="none"/>
+                <w10:anchorlock/>
+              </v:rect>
+            </w:pict>
+          </mc:Fallback>
+        </mc:AlternateContent>
+      </w:r>
+      <w:r>
+        <w:rPr>
+          <w:rFonts w:ascii="SimSun" w:hAnsi="SimSun" w:eastAsia="SimSun" w:cs="SimSun"/>
+          <w:kern w:val="0"/>
+          <w:sz w:val="24"/>
+          <w:szCs w:val="24"/>
+          <w:lang w:val="en-US" w:eastAsia="zh-CN" w:bidi="ar"/>
+        </w:rPr>
+        <w:fldChar w:fldCharType="end"/>
+      </w:r>
+    </w:p>
+    <w:p>
+      <w:pPr>
+        <w:pStyle w:val="9"/>
+        <w:keepNext w:val="0"/>
+        <w:keepLines w:val="0"/>
+        <w:widowControl/>
+        <w:suppressLineNumbers w:val="0"/>
+      </w:pPr>
+      <w:r>
+        <w:t>3. Build the dashboard</w:t>
+      </w:r>
+    </w:p>
+    <w:p>
+      <w:pPr>
+        <w:keepNext w:val="0"/>
+        <w:keepLines w:val="0"/>
+        <w:widowControl/>
+        <w:numPr>
+          <w:ilvl w:val="0"/>
+          <w:numId w:val="3"/>
+        </w:numPr>
+        <w:suppressLineNumbers w:val="0"/>
+        <w:spacing w:before="0" w:beforeAutospacing="1" w:after="0" w:afterAutospacing="1"/>
+        <w:ind w:left="1440" w:hanging="360"/>
+      </w:pPr>
+    </w:p>
+    <w:p>
+      <w:pPr>
+        <w:pStyle w:val="9"/>
+        <w:keepNext w:val="0"/>
+        <w:keepLines w:val="0"/>
+        <w:widowControl/>
+        <w:suppressLineNumbers w:val="0"/>
+        <w:ind w:left="720"/>
+      </w:pPr>
+      <w:r>
+        <w:t>KPI cards</w:t>
+      </w:r>
+    </w:p>
+    <w:p>
+      <w:pPr>
+        <w:keepNext w:val="0"/>
+        <w:keepLines w:val="0"/>
+        <w:widowControl/>
+        <w:numPr>
+          <w:ilvl w:val="0"/>
+          <w:numId w:val="3"/>
+        </w:numPr>
+        <w:suppressLineNumbers w:val="0"/>
+        <w:spacing w:before="0" w:beforeAutospacing="1" w:after="0" w:afterAutospacing="1"/>
+        <w:ind w:left="1440" w:hanging="360"/>
+      </w:pPr>
+    </w:p>
+    <w:p>
+      <w:pPr>
+        <w:keepNext w:val="0"/>
+        <w:keepLines w:val="0"/>
+        <w:widowControl/>
+        <w:numPr>
+          <w:ilvl w:val="0"/>
+          <w:numId w:val="3"/>
+        </w:numPr>
+        <w:suppressLineNumbers w:val="0"/>
+        <w:spacing w:before="0" w:beforeAutospacing="1" w:after="0" w:afterAutospacing="1"/>
+        <w:ind w:left="1440" w:hanging="360"/>
+      </w:pPr>
+    </w:p>
+    <w:p>
+      <w:pPr>
+        <w:pStyle w:val="9"/>
+        <w:keepNext w:val="0"/>
+        <w:keepLines w:val="0"/>
+        <w:widowControl/>
+        <w:suppressLineNumbers w:val="0"/>
+        <w:ind w:left="720"/>
+      </w:pPr>
+      <w:r>
+        <w:t>Sales and profit charts</w:t>
+      </w:r>
+    </w:p>
+    <w:p>
+      <w:pPr>
+        <w:keepNext w:val="0"/>
+        <w:keepLines w:val="0"/>
+        <w:widowControl/>
+        <w:numPr>
+          <w:ilvl w:val="0"/>
+          <w:numId w:val="3"/>
+        </w:numPr>
+        <w:suppressLineNumbers w:val="0"/>
+        <w:spacing w:before="0" w:beforeAutospacing="1" w:after="0" w:afterAutospacing="1"/>
+        <w:ind w:left="1440" w:hanging="360"/>
+      </w:pPr>
+    </w:p>
+    <w:p>
+      <w:pPr>
+        <w:keepNext w:val="0"/>
+        <w:keepLines w:val="0"/>
+        <w:widowControl/>
+        <w:numPr>
+          <w:ilvl w:val="0"/>
+          <w:numId w:val="3"/>
+        </w:numPr>
+        <w:suppressLineNumbers w:val="0"/>
+        <w:spacing w:before="0" w:beforeAutospacing="1" w:after="0" w:afterAutospacing="1"/>
+        <w:ind w:left="1440" w:hanging="360"/>
+      </w:pPr>
+    </w:p>
+    <w:p>
+      <w:pPr>
+        <w:pStyle w:val="9"/>
+        <w:keepNext w:val="0"/>
+        <w:keepLines w:val="0"/>
+        <w:widowControl/>
+        <w:suppressLineNumbers w:val="0"/>
+        <w:ind w:left="720"/>
+      </w:pPr>
+      <w:r>
+        <w:t>Date, Region, Category, and Segment slicers</w:t>
+      </w:r>
+    </w:p>
+    <w:p>
+      <w:pPr>
+        <w:keepNext w:val="0"/>
+        <w:keepLines w:val="0"/>
+        <w:widowControl/>
+        <w:numPr>
+          <w:ilvl w:val="0"/>
+          <w:numId w:val="3"/>
+        </w:numPr>
+        <w:suppressLineNumbers w:val="0"/>
+        <w:spacing w:before="0" w:beforeAutospacing="1" w:after="0" w:afterAutospacing="1"/>
+        <w:ind w:left="1440" w:hanging="360"/>
+      </w:pPr>
+    </w:p>
+    <w:p>
+      <w:pPr>
+        <w:keepNext w:val="0"/>
+        <w:keepLines w:val="0"/>
+        <w:widowControl/>
+        <w:numPr>
+          <w:ilvl w:val="0"/>
+          <w:numId w:val="3"/>
+        </w:numPr>
+        <w:suppressLineNumbers w:val="0"/>
+        <w:spacing w:before="0" w:beforeAutospacing="1" w:after="0" w:afterAutospacing="1"/>
+        <w:ind w:left="1440" w:hanging="360"/>
+      </w:pPr>
+    </w:p>
+    <w:p>
+      <w:pPr>
+        <w:pStyle w:val="9"/>
+        <w:keepNext w:val="0"/>
+        <w:keepLines w:val="0"/>
+        <w:widowControl/>
+        <w:suppressLineNumbers w:val="0"/>
+        <w:ind w:left="720"/>
+      </w:pPr>
+      <w:r>
+        <w:t>Business insights and recommendations</w:t>
+      </w:r>
+    </w:p>
+    <w:p>
+      <w:pPr>
+        <w:keepNext w:val="0"/>
+        <w:keepLines w:val="0"/>
+        <w:widowControl/>
+        <w:numPr>
+          <w:ilvl w:val="0"/>
+          <w:numId w:val="3"/>
+        </w:numPr>
+        <w:suppressLineNumbers w:val="0"/>
+        <w:spacing w:before="0" w:beforeAutospacing="1" w:after="0" w:afterAutospacing="1"/>
+        <w:ind w:left="1440" w:hanging="360"/>
+      </w:pPr>
+    </w:p>
+    <w:p>
+      <w:pPr>
+        <w:pStyle w:val="2"/>
+        <w:keepNext w:val="0"/>
+        <w:keepLines w:val="0"/>
+        <w:widowControl/>
+        <w:suppressLineNumbers w:val="0"/>
+      </w:pPr>
+      <w:r>
+        <w:t>2. Business questions for Sample Superstore</w:t>
+      </w:r>
+    </w:p>
+    <w:tbl>
+      <w:tblPr>
+        <w:tblW w:w="0" w:type="auto"/>
+        <w:tblCellSpacing w:w="15" w:type="dxa"/>
+        <w:tblInd w:w="0" w:type="dxa"/>
+        <w:tblBorders>
+          <w:top w:val="none" w:color="auto" w:sz="0" w:space="0"/>
+          <w:left w:val="none" w:color="auto" w:sz="0" w:space="0"/>
+          <w:bottom w:val="none" w:color="auto" w:sz="0" w:space="0"/>
+          <w:right w:val="none" w:color="auto" w:sz="0" w:space="0"/>
+          <w:insideH w:val="none" w:color="auto" w:sz="0" w:space="0"/>
+          <w:insideV w:val="none" w:color="auto" w:sz="0" w:space="0"/>
+        </w:tblBorders>
+        <w:shd w:val="clear"/>
+        <w:tblLayout w:type="autofit"/>
+        <w:tblCellMar>
+          <w:top w:w="15" w:type="dxa"/>
+          <w:left w:w="15" w:type="dxa"/>
+          <w:bottom w:w="15" w:type="dxa"/>
+          <w:right w:w="15" w:type="dxa"/>
+        </w:tblCellMar>
+      </w:tblPr>
+      <w:tblGrid>
+        <w:gridCol w:w="315"/>
+        <w:gridCol w:w="4979"/>
+        <w:gridCol w:w="2789"/>
+      </w:tblGrid>
+      <w:tr>
+        <w:tblPrEx>
+          <w:tblBorders>
+            <w:top w:val="none" w:color="auto" w:sz="0" w:space="0"/>
+            <w:left w:val="none" w:color="auto" w:sz="0" w:space="0"/>
+            <w:bottom w:val="none" w:color="auto" w:sz="0" w:space="0"/>
+            <w:right w:val="none" w:color="auto" w:sz="0" w:space="0"/>
+            <w:insideH w:val="none" w:color="auto" w:sz="0" w:space="0"/>
+            <w:insideV w:val="none" w:color="auto" w:sz="0" w:space="0"/>
+          </w:tblBorders>
+          <w:shd w:val="clear"/>
+          <w:tblCellMar>
+            <w:top w:w="15" w:type="dxa"/>
+            <w:left w:w="15" w:type="dxa"/>
+            <w:bottom w:w="15" w:type="dxa"/>
+            <w:right w:w="15" w:type="dxa"/>
+          </w:tblCellMar>
+        </w:tblPrEx>
+        <w:trPr>
+          <w:tblCellSpacing w:w="15" w:type="dxa"/>
+        </w:trPr>
+        <w:tc>
+          <w:tcPr>
+            <w:tcW w:w="0" w:type="auto"/>
+            <w:shd w:val="clear"/>
+            <w:vAlign w:val="center"/>
+          </w:tcPr>
+          <w:p>
+            <w:pPr>
+              <w:pStyle w:val="9"/>
+              <w:keepNext w:val="0"/>
+              <w:keepLines w:val="0"/>
+              <w:widowControl/>
+              <w:suppressLineNumbers w:val="0"/>
+              <w:jc w:val="center"/>
+            </w:pPr>
+            <w:r>
+              <w:rPr>
+                <w:b/>
+                <w:bCs/>
+              </w:rPr>
+              <w:t>#</w:t>
+            </w:r>
+          </w:p>
+        </w:tc>
+        <w:tc>
+          <w:tcPr>
+            <w:tcW w:w="0" w:type="auto"/>
+            <w:shd w:val="clear"/>
+            <w:vAlign w:val="center"/>
+          </w:tcPr>
+          <w:p>
+            <w:pPr>
+              <w:pStyle w:val="9"/>
+              <w:keepNext w:val="0"/>
+              <w:keepLines w:val="0"/>
+              <w:widowControl/>
+              <w:suppressLineNumbers w:val="0"/>
+              <w:jc w:val="center"/>
+            </w:pPr>
+            <w:r>
+              <w:rPr>
+                <w:b/>
+                <w:bCs/>
+              </w:rPr>
+              <w:t>Business question</w:t>
+            </w:r>
+          </w:p>
+        </w:tc>
+        <w:tc>
+          <w:tcPr>
+            <w:tcW w:w="0" w:type="auto"/>
+            <w:shd w:val="clear"/>
+            <w:vAlign w:val="center"/>
+          </w:tcPr>
+          <w:p>
+            <w:pPr>
+              <w:pStyle w:val="9"/>
+              <w:keepNext w:val="0"/>
+              <w:keepLines w:val="0"/>
+              <w:widowControl/>
+              <w:suppressLineNumbers w:val="0"/>
+              <w:jc w:val="center"/>
+            </w:pPr>
+            <w:r>
+              <w:rPr>
+                <w:b/>
+                <w:bCs/>
+              </w:rPr>
+              <w:t>Analysis</w:t>
+            </w:r>
+          </w:p>
+        </w:tc>
+      </w:tr>
+      <w:tr>
+        <w:tblPrEx>
+          <w:tblBorders>
+            <w:top w:val="none" w:color="auto" w:sz="0" w:space="0"/>
+            <w:left w:val="none" w:color="auto" w:sz="0" w:space="0"/>
+            <w:bottom w:val="none" w:color="auto" w:sz="0" w:space="0"/>
+            <w:right w:val="none" w:color="auto" w:sz="0" w:space="0"/>
+            <w:insideH w:val="none" w:color="auto" w:sz="0" w:space="0"/>
+            <w:insideV w:val="none" w:color="auto" w:sz="0" w:space="0"/>
+          </w:tblBorders>
+          <w:shd w:val="clear"/>
+          <w:tblCellMar>
+            <w:top w:w="15" w:type="dxa"/>
+            <w:left w:w="15" w:type="dxa"/>
+            <w:bottom w:w="15" w:type="dxa"/>
+            <w:right w:w="15" w:type="dxa"/>
+          </w:tblCellMar>
+        </w:tblPrEx>
+        <w:trPr>
+          <w:tblCellSpacing w:w="15" w:type="dxa"/>
+        </w:trPr>
+        <w:tc>
+          <w:tcPr>
+            <w:tcW w:w="0" w:type="auto"/>
+            <w:shd w:val="clear"/>
+            <w:vAlign w:val="center"/>
+          </w:tcPr>
+          <w:p>
+            <w:pPr>
+              <w:pStyle w:val="9"/>
+              <w:keepNext w:val="0"/>
+              <w:keepLines w:val="0"/>
+              <w:widowControl/>
+              <w:suppressLineNumbers w:val="0"/>
+            </w:pPr>
+            <w:r>
+              <w:t>1</w:t>
+            </w:r>
+          </w:p>
+        </w:tc>
+        <w:tc>
+          <w:tcPr>
+            <w:tcW w:w="0" w:type="auto"/>
+            <w:shd w:val="clear"/>
+            <w:vAlign w:val="center"/>
+          </w:tcPr>
+          <w:p>
+            <w:pPr>
+              <w:pStyle w:val="9"/>
+              <w:keepNext w:val="0"/>
+              <w:keepLines w:val="0"/>
+              <w:widowControl/>
+              <w:suppressLineNumbers w:val="0"/>
+            </w:pPr>
+            <w:r>
+              <w:t>What are total sales, total profit, and total orders?</w:t>
+            </w:r>
+          </w:p>
+        </w:tc>
+        <w:tc>
+          <w:tcPr>
+            <w:tcW w:w="0" w:type="auto"/>
+            <w:shd w:val="clear"/>
+            <w:vAlign w:val="center"/>
+          </w:tcPr>
+          <w:p>
+            <w:pPr>
+              <w:pStyle w:val="9"/>
+              <w:keepNext w:val="0"/>
+              <w:keepLines w:val="0"/>
+              <w:widowControl/>
+              <w:suppressLineNumbers w:val="0"/>
+            </w:pPr>
+            <w:r>
+              <w:t>KPI cards</w:t>
+            </w:r>
+          </w:p>
+        </w:tc>
+      </w:tr>
+      <w:tr>
+        <w:tblPrEx>
+          <w:tblBorders>
+            <w:top w:val="none" w:color="auto" w:sz="0" w:space="0"/>
+            <w:left w:val="none" w:color="auto" w:sz="0" w:space="0"/>
+            <w:bottom w:val="none" w:color="auto" w:sz="0" w:space="0"/>
+            <w:right w:val="none" w:color="auto" w:sz="0" w:space="0"/>
+            <w:insideH w:val="none" w:color="auto" w:sz="0" w:space="0"/>
+            <w:insideV w:val="none" w:color="auto" w:sz="0" w:space="0"/>
+          </w:tblBorders>
+          <w:shd w:val="clear"/>
+          <w:tblCellMar>
+            <w:top w:w="15" w:type="dxa"/>
+            <w:left w:w="15" w:type="dxa"/>
+            <w:bottom w:w="15" w:type="dxa"/>
+            <w:right w:w="15" w:type="dxa"/>
+          </w:tblCellMar>
+        </w:tblPrEx>
+        <w:trPr>
+          <w:tblCellSpacing w:w="15" w:type="dxa"/>
+        </w:trPr>
+        <w:tc>
+          <w:tcPr>
+            <w:tcW w:w="0" w:type="auto"/>
+            <w:shd w:val="clear"/>
+            <w:vAlign w:val="center"/>
+          </w:tcPr>
+          <w:p>
+            <w:pPr>
+              <w:pStyle w:val="9"/>
+              <w:keepNext w:val="0"/>
+              <w:keepLines w:val="0"/>
+              <w:widowControl/>
+              <w:suppressLineNumbers w:val="0"/>
+            </w:pPr>
+            <w:r>
+              <w:t>2</w:t>
+            </w:r>
+          </w:p>
+        </w:tc>
+        <w:tc>
+          <w:tcPr>
+            <w:tcW w:w="0" w:type="auto"/>
+            <w:shd w:val="clear"/>
+            <w:vAlign w:val="center"/>
+          </w:tcPr>
+          <w:p>
+            <w:pPr>
+              <w:pStyle w:val="9"/>
+              <w:keepNext w:val="0"/>
+              <w:keepLines w:val="0"/>
+              <w:widowControl/>
+              <w:suppressLineNumbers w:val="0"/>
+            </w:pPr>
+            <w:r>
+              <w:t>Which region has the highest sales?</w:t>
+            </w:r>
+          </w:p>
+        </w:tc>
+        <w:tc>
+          <w:tcPr>
+            <w:tcW w:w="0" w:type="auto"/>
+            <w:shd w:val="clear"/>
+            <w:vAlign w:val="center"/>
+          </w:tcPr>
+          <w:p>
+            <w:pPr>
+              <w:pStyle w:val="9"/>
+              <w:keepNext w:val="0"/>
+              <w:keepLines w:val="0"/>
+              <w:widowControl/>
+              <w:suppressLineNumbers w:val="0"/>
+            </w:pPr>
+            <w:r>
+              <w:t>Sales by Region</w:t>
+            </w:r>
+          </w:p>
+        </w:tc>
+      </w:tr>
+      <w:tr>
+        <w:tblPrEx>
+          <w:tblBorders>
+            <w:top w:val="none" w:color="auto" w:sz="0" w:space="0"/>
+            <w:left w:val="none" w:color="auto" w:sz="0" w:space="0"/>
+            <w:bottom w:val="none" w:color="auto" w:sz="0" w:space="0"/>
+            <w:right w:val="none" w:color="auto" w:sz="0" w:space="0"/>
+            <w:insideH w:val="none" w:color="auto" w:sz="0" w:space="0"/>
+            <w:insideV w:val="none" w:color="auto" w:sz="0" w:space="0"/>
+          </w:tblBorders>
+          <w:shd w:val="clear"/>
+          <w:tblCellMar>
+            <w:top w:w="15" w:type="dxa"/>
+            <w:left w:w="15" w:type="dxa"/>
+            <w:bottom w:w="15" w:type="dxa"/>
+            <w:right w:w="15" w:type="dxa"/>
+          </w:tblCellMar>
+        </w:tblPrEx>
+        <w:trPr>
+          <w:tblCellSpacing w:w="15" w:type="dxa"/>
+        </w:trPr>
+        <w:tc>
+          <w:tcPr>
+            <w:tcW w:w="0" w:type="auto"/>
+            <w:shd w:val="clear"/>
+            <w:vAlign w:val="center"/>
+          </w:tcPr>
+          <w:p>
+            <w:pPr>
+              <w:pStyle w:val="9"/>
+              <w:keepNext w:val="0"/>
+              <w:keepLines w:val="0"/>
+              <w:widowControl/>
+              <w:suppressLineNumbers w:val="0"/>
+            </w:pPr>
+            <w:r>
+              <w:t>3</w:t>
+            </w:r>
+          </w:p>
+        </w:tc>
+        <w:tc>
+          <w:tcPr>
+            <w:tcW w:w="0" w:type="auto"/>
+            <w:shd w:val="clear"/>
+            <w:vAlign w:val="center"/>
+          </w:tcPr>
+          <w:p>
+            <w:pPr>
+              <w:pStyle w:val="9"/>
+              <w:keepNext w:val="0"/>
+              <w:keepLines w:val="0"/>
+              <w:widowControl/>
+              <w:suppressLineNumbers w:val="0"/>
+            </w:pPr>
+            <w:r>
+              <w:t>Which category generates the highest profit?</w:t>
+            </w:r>
+          </w:p>
+        </w:tc>
+        <w:tc>
+          <w:tcPr>
+            <w:tcW w:w="0" w:type="auto"/>
+            <w:shd w:val="clear"/>
+            <w:vAlign w:val="center"/>
+          </w:tcPr>
+          <w:p>
+            <w:pPr>
+              <w:pStyle w:val="9"/>
+              <w:keepNext w:val="0"/>
+              <w:keepLines w:val="0"/>
+              <w:widowControl/>
+              <w:suppressLineNumbers w:val="0"/>
+            </w:pPr>
+            <w:r>
+              <w:t>Profit by Category</w:t>
+            </w:r>
+          </w:p>
+        </w:tc>
+      </w:tr>
+      <w:tr>
+        <w:tblPrEx>
+          <w:tblBorders>
+            <w:top w:val="none" w:color="auto" w:sz="0" w:space="0"/>
+            <w:left w:val="none" w:color="auto" w:sz="0" w:space="0"/>
+            <w:bottom w:val="none" w:color="auto" w:sz="0" w:space="0"/>
+            <w:right w:val="none" w:color="auto" w:sz="0" w:space="0"/>
+            <w:insideH w:val="none" w:color="auto" w:sz="0" w:space="0"/>
+            <w:insideV w:val="none" w:color="auto" w:sz="0" w:space="0"/>
+          </w:tblBorders>
+          <w:shd w:val="clear"/>
+          <w:tblCellMar>
+            <w:top w:w="15" w:type="dxa"/>
+            <w:left w:w="15" w:type="dxa"/>
+            <w:bottom w:w="15" w:type="dxa"/>
+            <w:right w:w="15" w:type="dxa"/>
+          </w:tblCellMar>
+        </w:tblPrEx>
+        <w:trPr>
+          <w:tblCellSpacing w:w="15" w:type="dxa"/>
+        </w:trPr>
+        <w:tc>
+          <w:tcPr>
+            <w:tcW w:w="0" w:type="auto"/>
+            <w:shd w:val="clear"/>
+            <w:vAlign w:val="center"/>
+          </w:tcPr>
+          <w:p>
+            <w:pPr>
+              <w:pStyle w:val="9"/>
+              <w:keepNext w:val="0"/>
+              <w:keepLines w:val="0"/>
+              <w:widowControl/>
+              <w:suppressLineNumbers w:val="0"/>
+            </w:pPr>
+            <w:r>
+              <w:t>4</w:t>
+            </w:r>
+          </w:p>
+        </w:tc>
+        <w:tc>
+          <w:tcPr>
+            <w:tcW w:w="0" w:type="auto"/>
+            <w:shd w:val="clear"/>
+            <w:vAlign w:val="center"/>
+          </w:tcPr>
+          <w:p>
+            <w:pPr>
+              <w:pStyle w:val="9"/>
+              <w:keepNext w:val="0"/>
+              <w:keepLines w:val="0"/>
+              <w:widowControl/>
+              <w:suppressLineNumbers w:val="0"/>
+            </w:pPr>
+            <w:r>
+              <w:t>Which sub-categories are operating at a loss?</w:t>
+            </w:r>
+          </w:p>
+        </w:tc>
+        <w:tc>
+          <w:tcPr>
+            <w:tcW w:w="0" w:type="auto"/>
+            <w:shd w:val="clear"/>
+            <w:vAlign w:val="center"/>
+          </w:tcPr>
+          <w:p>
+            <w:pPr>
+              <w:pStyle w:val="9"/>
+              <w:keepNext w:val="0"/>
+              <w:keepLines w:val="0"/>
+              <w:widowControl/>
+              <w:suppressLineNumbers w:val="0"/>
+            </w:pPr>
+            <w:r>
+              <w:t>Profit by Sub-Category</w:t>
+            </w:r>
+          </w:p>
+        </w:tc>
+      </w:tr>
+      <w:tr>
+        <w:tblPrEx>
+          <w:tblBorders>
+            <w:top w:val="none" w:color="auto" w:sz="0" w:space="0"/>
+            <w:left w:val="none" w:color="auto" w:sz="0" w:space="0"/>
+            <w:bottom w:val="none" w:color="auto" w:sz="0" w:space="0"/>
+            <w:right w:val="none" w:color="auto" w:sz="0" w:space="0"/>
+            <w:insideH w:val="none" w:color="auto" w:sz="0" w:space="0"/>
+            <w:insideV w:val="none" w:color="auto" w:sz="0" w:space="0"/>
+          </w:tblBorders>
+          <w:shd w:val="clear"/>
+          <w:tblCellMar>
+            <w:top w:w="15" w:type="dxa"/>
+            <w:left w:w="15" w:type="dxa"/>
+            <w:bottom w:w="15" w:type="dxa"/>
+            <w:right w:w="15" w:type="dxa"/>
+          </w:tblCellMar>
+        </w:tblPrEx>
+        <w:trPr>
+          <w:tblCellSpacing w:w="15" w:type="dxa"/>
+        </w:trPr>
+        <w:tc>
+          <w:tcPr>
+            <w:tcW w:w="0" w:type="auto"/>
+            <w:shd w:val="clear"/>
+            <w:vAlign w:val="center"/>
+          </w:tcPr>
+          <w:p>
+            <w:pPr>
+              <w:pStyle w:val="9"/>
+              <w:keepNext w:val="0"/>
+              <w:keepLines w:val="0"/>
+              <w:widowControl/>
+              <w:suppressLineNumbers w:val="0"/>
+            </w:pPr>
+            <w:r>
+              <w:t>5</w:t>
+            </w:r>
+          </w:p>
+        </w:tc>
+        <w:tc>
+          <w:tcPr>
+            <w:tcW w:w="0" w:type="auto"/>
+            <w:shd w:val="clear"/>
+            <w:vAlign w:val="center"/>
+          </w:tcPr>
+          <w:p>
+            <w:pPr>
+              <w:pStyle w:val="9"/>
+              <w:keepNext w:val="0"/>
+              <w:keepLines w:val="0"/>
+              <w:widowControl/>
+              <w:suppressLineNumbers w:val="0"/>
+            </w:pPr>
+            <w:r>
+              <w:t>How do sales change month by month?</w:t>
+            </w:r>
+          </w:p>
+        </w:tc>
+        <w:tc>
+          <w:tcPr>
+            <w:tcW w:w="0" w:type="auto"/>
+            <w:shd w:val="clear"/>
+            <w:vAlign w:val="center"/>
+          </w:tcPr>
+          <w:p>
+            <w:pPr>
+              <w:pStyle w:val="9"/>
+              <w:keepNext w:val="0"/>
+              <w:keepLines w:val="0"/>
+              <w:widowControl/>
+              <w:suppressLineNumbers w:val="0"/>
+            </w:pPr>
+            <w:r>
+              <w:t>Monthly trend</w:t>
+            </w:r>
+          </w:p>
+        </w:tc>
+      </w:tr>
+      <w:tr>
+        <w:tblPrEx>
+          <w:tblBorders>
+            <w:top w:val="none" w:color="auto" w:sz="0" w:space="0"/>
+            <w:left w:val="none" w:color="auto" w:sz="0" w:space="0"/>
+            <w:bottom w:val="none" w:color="auto" w:sz="0" w:space="0"/>
+            <w:right w:val="none" w:color="auto" w:sz="0" w:space="0"/>
+            <w:insideH w:val="none" w:color="auto" w:sz="0" w:space="0"/>
+            <w:insideV w:val="none" w:color="auto" w:sz="0" w:space="0"/>
+          </w:tblBorders>
+          <w:shd w:val="clear"/>
+          <w:tblCellMar>
+            <w:top w:w="15" w:type="dxa"/>
+            <w:left w:w="15" w:type="dxa"/>
+            <w:bottom w:w="15" w:type="dxa"/>
+            <w:right w:w="15" w:type="dxa"/>
+          </w:tblCellMar>
+        </w:tblPrEx>
+        <w:trPr>
+          <w:tblCellSpacing w:w="15" w:type="dxa"/>
+        </w:trPr>
+        <w:tc>
+          <w:tcPr>
+            <w:tcW w:w="0" w:type="auto"/>
+            <w:shd w:val="clear"/>
+            <w:vAlign w:val="center"/>
+          </w:tcPr>
+          <w:p>
+            <w:pPr>
+              <w:pStyle w:val="9"/>
+              <w:keepNext w:val="0"/>
+              <w:keepLines w:val="0"/>
+              <w:widowControl/>
+              <w:suppressLineNumbers w:val="0"/>
+            </w:pPr>
+            <w:r>
+              <w:t>6</w:t>
+            </w:r>
+          </w:p>
+        </w:tc>
+        <w:tc>
+          <w:tcPr>
+            <w:tcW w:w="0" w:type="auto"/>
+            <w:shd w:val="clear"/>
+            <w:vAlign w:val="center"/>
+          </w:tcPr>
+          <w:p>
+            <w:pPr>
+              <w:pStyle w:val="9"/>
+              <w:keepNext w:val="0"/>
+              <w:keepLines w:val="0"/>
+              <w:widowControl/>
+              <w:suppressLineNumbers w:val="0"/>
+            </w:pPr>
+            <w:r>
+              <w:t>Which customer segment generates the most sales?</w:t>
+            </w:r>
+          </w:p>
+        </w:tc>
+        <w:tc>
+          <w:tcPr>
+            <w:tcW w:w="0" w:type="auto"/>
+            <w:shd w:val="clear"/>
+            <w:vAlign w:val="center"/>
+          </w:tcPr>
+          <w:p>
+            <w:pPr>
+              <w:pStyle w:val="9"/>
+              <w:keepNext w:val="0"/>
+              <w:keepLines w:val="0"/>
+              <w:widowControl/>
+              <w:suppressLineNumbers w:val="0"/>
+            </w:pPr>
+            <w:r>
+              <w:t>Sales by Segment</w:t>
+            </w:r>
+          </w:p>
+        </w:tc>
+      </w:tr>
+      <w:tr>
+        <w:tblPrEx>
+          <w:tblBorders>
+            <w:top w:val="none" w:color="auto" w:sz="0" w:space="0"/>
+            <w:left w:val="none" w:color="auto" w:sz="0" w:space="0"/>
+            <w:bottom w:val="none" w:color="auto" w:sz="0" w:space="0"/>
+            <w:right w:val="none" w:color="auto" w:sz="0" w:space="0"/>
+            <w:insideH w:val="none" w:color="auto" w:sz="0" w:space="0"/>
+            <w:insideV w:val="none" w:color="auto" w:sz="0" w:space="0"/>
+          </w:tblBorders>
+          <w:shd w:val="clear"/>
+          <w:tblCellMar>
+            <w:top w:w="15" w:type="dxa"/>
+            <w:left w:w="15" w:type="dxa"/>
+            <w:bottom w:w="15" w:type="dxa"/>
+            <w:right w:w="15" w:type="dxa"/>
+          </w:tblCellMar>
+        </w:tblPrEx>
+        <w:trPr>
+          <w:tblCellSpacing w:w="15" w:type="dxa"/>
+        </w:trPr>
+        <w:tc>
+          <w:tcPr>
+            <w:tcW w:w="0" w:type="auto"/>
+            <w:shd w:val="clear"/>
+            <w:vAlign w:val="center"/>
+          </w:tcPr>
+          <w:p>
+            <w:pPr>
+              <w:pStyle w:val="9"/>
+              <w:keepNext w:val="0"/>
+              <w:keepLines w:val="0"/>
+              <w:widowControl/>
+              <w:suppressLineNumbers w:val="0"/>
+            </w:pPr>
+            <w:r>
+              <w:t>7</w:t>
+            </w:r>
+          </w:p>
+        </w:tc>
+        <w:tc>
+          <w:tcPr>
+            <w:tcW w:w="0" w:type="auto"/>
+            <w:shd w:val="clear"/>
+            <w:vAlign w:val="center"/>
+          </w:tcPr>
+          <w:p>
+            <w:pPr>
+              <w:pStyle w:val="9"/>
+              <w:keepNext w:val="0"/>
+              <w:keepLines w:val="0"/>
+              <w:widowControl/>
+              <w:suppressLineNumbers w:val="0"/>
+            </w:pPr>
+            <w:r>
+              <w:t>What are the top 10 products by sales?</w:t>
+            </w:r>
+          </w:p>
+        </w:tc>
+        <w:tc>
+          <w:tcPr>
+            <w:tcW w:w="0" w:type="auto"/>
+            <w:shd w:val="clear"/>
+            <w:vAlign w:val="center"/>
+          </w:tcPr>
+          <w:p>
+            <w:pPr>
+              <w:pStyle w:val="9"/>
+              <w:keepNext w:val="0"/>
+              <w:keepLines w:val="0"/>
+              <w:widowControl/>
+              <w:suppressLineNumbers w:val="0"/>
+            </w:pPr>
+            <w:r>
+              <w:t>Product ranking</w:t>
+            </w:r>
+          </w:p>
+        </w:tc>
+      </w:tr>
+      <w:tr>
+        <w:tblPrEx>
+          <w:tblBorders>
+            <w:top w:val="none" w:color="auto" w:sz="0" w:space="0"/>
+            <w:left w:val="none" w:color="auto" w:sz="0" w:space="0"/>
+            <w:bottom w:val="none" w:color="auto" w:sz="0" w:space="0"/>
+            <w:right w:val="none" w:color="auto" w:sz="0" w:space="0"/>
+            <w:insideH w:val="none" w:color="auto" w:sz="0" w:space="0"/>
+            <w:insideV w:val="none" w:color="auto" w:sz="0" w:space="0"/>
+          </w:tblBorders>
+          <w:shd w:val="clear"/>
+          <w:tblCellMar>
+            <w:top w:w="15" w:type="dxa"/>
+            <w:left w:w="15" w:type="dxa"/>
+            <w:bottom w:w="15" w:type="dxa"/>
+            <w:right w:w="15" w:type="dxa"/>
+          </w:tblCellMar>
+        </w:tblPrEx>
+        <w:trPr>
+          <w:tblCellSpacing w:w="15" w:type="dxa"/>
+        </w:trPr>
+        <w:tc>
+          <w:tcPr>
+            <w:tcW w:w="0" w:type="auto"/>
+            <w:shd w:val="clear"/>
+            <w:vAlign w:val="center"/>
+          </w:tcPr>
+          <w:p>
+            <w:pPr>
+              <w:pStyle w:val="9"/>
+              <w:keepNext w:val="0"/>
+              <w:keepLines w:val="0"/>
+              <w:widowControl/>
+              <w:suppressLineNumbers w:val="0"/>
+            </w:pPr>
+            <w:r>
+              <w:t>8</w:t>
+            </w:r>
+          </w:p>
+        </w:tc>
+        <w:tc>
+          <w:tcPr>
+            <w:tcW w:w="0" w:type="auto"/>
+            <w:shd w:val="clear"/>
+            <w:vAlign w:val="center"/>
+          </w:tcPr>
+          <w:p>
+            <w:pPr>
+              <w:pStyle w:val="9"/>
+              <w:keepNext w:val="0"/>
+              <w:keepLines w:val="0"/>
+              <w:widowControl/>
+              <w:suppressLineNumbers w:val="0"/>
+            </w:pPr>
+            <w:r>
+              <w:t>Which states generate the most and least profit?</w:t>
+            </w:r>
+          </w:p>
+        </w:tc>
+        <w:tc>
+          <w:tcPr>
+            <w:tcW w:w="0" w:type="auto"/>
+            <w:shd w:val="clear"/>
+            <w:vAlign w:val="center"/>
+          </w:tcPr>
+          <w:p>
+            <w:pPr>
+              <w:pStyle w:val="9"/>
+              <w:keepNext w:val="0"/>
+              <w:keepLines w:val="0"/>
+              <w:widowControl/>
+              <w:suppressLineNumbers w:val="0"/>
+            </w:pPr>
+            <w:r>
+              <w:t>State-level analysis</w:t>
+            </w:r>
+          </w:p>
+        </w:tc>
+      </w:tr>
+      <w:tr>
+        <w:tblPrEx>
+          <w:tblBorders>
+            <w:top w:val="none" w:color="auto" w:sz="0" w:space="0"/>
+            <w:left w:val="none" w:color="auto" w:sz="0" w:space="0"/>
+            <w:bottom w:val="none" w:color="auto" w:sz="0" w:space="0"/>
+            <w:right w:val="none" w:color="auto" w:sz="0" w:space="0"/>
+            <w:insideH w:val="none" w:color="auto" w:sz="0" w:space="0"/>
+            <w:insideV w:val="none" w:color="auto" w:sz="0" w:space="0"/>
+          </w:tblBorders>
+          <w:shd w:val="clear"/>
+          <w:tblCellMar>
+            <w:top w:w="15" w:type="dxa"/>
+            <w:left w:w="15" w:type="dxa"/>
+            <w:bottom w:w="15" w:type="dxa"/>
+            <w:right w:w="15" w:type="dxa"/>
+          </w:tblCellMar>
+        </w:tblPrEx>
+        <w:trPr>
+          <w:tblCellSpacing w:w="15" w:type="dxa"/>
+        </w:trPr>
+        <w:tc>
+          <w:tcPr>
+            <w:tcW w:w="0" w:type="auto"/>
+            <w:shd w:val="clear"/>
+            <w:vAlign w:val="center"/>
+          </w:tcPr>
+          <w:p>
+            <w:pPr>
+              <w:pStyle w:val="9"/>
+              <w:keepNext w:val="0"/>
+              <w:keepLines w:val="0"/>
+              <w:widowControl/>
+              <w:suppressLineNumbers w:val="0"/>
+            </w:pPr>
+            <w:r>
+              <w:t>9</w:t>
+            </w:r>
+          </w:p>
+        </w:tc>
+        <w:tc>
+          <w:tcPr>
+            <w:tcW w:w="0" w:type="auto"/>
+            <w:shd w:val="clear"/>
+            <w:vAlign w:val="center"/>
+          </w:tcPr>
+          <w:p>
+            <w:pPr>
+              <w:pStyle w:val="9"/>
+              <w:keepNext w:val="0"/>
+              <w:keepLines w:val="0"/>
+              <w:widowControl/>
+              <w:suppressLineNumbers w:val="0"/>
+            </w:pPr>
+            <w:r>
+              <w:t>How does discount relate to profitability?</w:t>
+            </w:r>
+          </w:p>
+        </w:tc>
+        <w:tc>
+          <w:tcPr>
+            <w:tcW w:w="0" w:type="auto"/>
+            <w:shd w:val="clear"/>
+            <w:vAlign w:val="center"/>
+          </w:tcPr>
+          <w:p>
+            <w:pPr>
+              <w:pStyle w:val="9"/>
+              <w:keepNext w:val="0"/>
+              <w:keepLines w:val="0"/>
+              <w:widowControl/>
+              <w:suppressLineNumbers w:val="0"/>
+            </w:pPr>
+            <w:r>
+              <w:t>Discount and Profit analysis</w:t>
+            </w:r>
+          </w:p>
+        </w:tc>
+      </w:tr>
+      <w:tr>
+        <w:tblPrEx>
+          <w:tblBorders>
+            <w:top w:val="none" w:color="auto" w:sz="0" w:space="0"/>
+            <w:left w:val="none" w:color="auto" w:sz="0" w:space="0"/>
+            <w:bottom w:val="none" w:color="auto" w:sz="0" w:space="0"/>
+            <w:right w:val="none" w:color="auto" w:sz="0" w:space="0"/>
+            <w:insideH w:val="none" w:color="auto" w:sz="0" w:space="0"/>
+            <w:insideV w:val="none" w:color="auto" w:sz="0" w:space="0"/>
+          </w:tblBorders>
+          <w:shd w:val="clear"/>
+          <w:tblCellMar>
+            <w:top w:w="15" w:type="dxa"/>
+            <w:left w:w="15" w:type="dxa"/>
+            <w:bottom w:w="15" w:type="dxa"/>
+            <w:right w:w="15" w:type="dxa"/>
+          </w:tblCellMar>
+        </w:tblPrEx>
+        <w:trPr>
+          <w:tblCellSpacing w:w="15" w:type="dxa"/>
+        </w:trPr>
+        <w:tc>
+          <w:tcPr>
+            <w:tcW w:w="0" w:type="auto"/>
+            <w:shd w:val="clear"/>
+            <w:vAlign w:val="center"/>
+          </w:tcPr>
+          <w:p>
+            <w:pPr>
+              <w:pStyle w:val="9"/>
+              <w:keepNext w:val="0"/>
+              <w:keepLines w:val="0"/>
+              <w:widowControl/>
+              <w:suppressLineNumbers w:val="0"/>
+            </w:pPr>
+            <w:r>
+              <w:t>10</w:t>
+            </w:r>
+          </w:p>
+        </w:tc>
+        <w:tc>
+          <w:tcPr>
+            <w:tcW w:w="0" w:type="auto"/>
+            <w:shd w:val="clear"/>
+            <w:vAlign w:val="center"/>
+          </w:tcPr>
+          <w:p>
+            <w:pPr>
+              <w:pStyle w:val="9"/>
+              <w:keepNext w:val="0"/>
+              <w:keepLines w:val="0"/>
+              <w:widowControl/>
+              <w:suppressLineNumbers w:val="0"/>
+            </w:pPr>
+            <w:r>
+              <w:t>Which shipping mode is most commonly used?</w:t>
+            </w:r>
+          </w:p>
+        </w:tc>
+        <w:tc>
+          <w:tcPr>
+            <w:tcW w:w="0" w:type="auto"/>
+            <w:shd w:val="clear"/>
+            <w:vAlign w:val="center"/>
+          </w:tcPr>
+          <w:p>
+            <w:pPr>
+              <w:pStyle w:val="9"/>
+              <w:keepNext w:val="0"/>
+              <w:keepLines w:val="0"/>
+              <w:widowControl/>
+              <w:suppressLineNumbers w:val="0"/>
+            </w:pPr>
+            <w:r>
+              <w:t>Orders by Ship Mode</w:t>
+            </w:r>
+          </w:p>
+        </w:tc>
+      </w:tr>
+    </w:tbl>
+    <w:p>
+      <w:pPr>
+        <w:pStyle w:val="2"/>
+        <w:keepNext w:val="0"/>
+        <w:keepLines w:val="0"/>
+        <w:widowControl/>
+        <w:suppressLineNumbers w:val="0"/>
+      </w:pPr>
+      <w:r>
+        <w:t>3. KPI cards to create in Google Sheets</w:t>
+      </w:r>
+    </w:p>
+    <w:p>
+      <w:pPr>
+        <w:pStyle w:val="9"/>
+        <w:keepNext w:val="0"/>
+        <w:keepLines w:val="0"/>
+        <w:widowControl/>
+        <w:suppressLineNumbers w:val="0"/>
+      </w:pPr>
+      <w:r>
+        <w:t>Assuming your dataset uses the standard Sample Superstore column names:</w:t>
+      </w:r>
+    </w:p>
+    <w:p>
+      <w:pPr>
+        <w:pStyle w:val="9"/>
+        <w:keepNext w:val="0"/>
+        <w:keepLines w:val="0"/>
+        <w:widowControl/>
+        <w:suppressLineNumbers w:val="0"/>
+      </w:pPr>
+      <w:r>
+        <w:t>Total Sales</w:t>
+      </w:r>
+    </w:p>
+    <w:p>
+      <w:pPr>
+        <w:pStyle w:val="2"/>
+        <w:keepNext w:val="0"/>
+        <w:keepLines w:val="0"/>
+        <w:widowControl/>
+        <w:suppressLineNumbers w:val="0"/>
+      </w:pPr>
+      <w:r>
+        <w:rPr>
+          <w:rStyle w:val="7"/>
+        </w:rPr>
+        <w:t>=SUM(H2:H)</w:t>
+      </w:r>
+    </w:p>
+    <w:p>
+      <w:pPr>
+        <w:pStyle w:val="9"/>
+        <w:keepNext w:val="0"/>
+        <w:keepLines w:val="0"/>
+        <w:widowControl/>
+        <w:suppressLineNumbers w:val="0"/>
+      </w:pPr>
+      <w:r>
+        <w:t>Total Profit</w:t>
+      </w:r>
+    </w:p>
+    <w:p>
+      <w:pPr>
+        <w:pStyle w:val="2"/>
+        <w:keepNext w:val="0"/>
+        <w:keepLines w:val="0"/>
+        <w:widowControl/>
+        <w:suppressLineNumbers w:val="0"/>
+      </w:pPr>
+      <w:r>
+        <w:rPr>
+          <w:rStyle w:val="7"/>
+        </w:rPr>
+        <w:t>=SUM(L2:L)</w:t>
+      </w:r>
+    </w:p>
+    <w:p>
+      <w:pPr>
+        <w:pStyle w:val="9"/>
+        <w:keepNext w:val="0"/>
+        <w:keepLines w:val="0"/>
+        <w:widowControl/>
+        <w:suppressLineNumbers w:val="0"/>
+      </w:pPr>
+      <w:r>
+        <w:t>Total Orders</w:t>
+      </w:r>
+    </w:p>
+    <w:p>
+      <w:pPr>
+        <w:pStyle w:val="2"/>
+        <w:keepNext w:val="0"/>
+        <w:keepLines w:val="0"/>
+        <w:widowControl/>
+        <w:suppressLineNumbers w:val="0"/>
+      </w:pPr>
+      <w:r>
+        <w:rPr>
+          <w:rStyle w:val="7"/>
+        </w:rPr>
+        <w:t>=COUNTA(UNIQUE(A2:A))</w:t>
+      </w:r>
+    </w:p>
+    <w:p>
+      <w:pPr>
+        <w:pStyle w:val="9"/>
+        <w:keepNext w:val="0"/>
+        <w:keepLines w:val="0"/>
+        <w:widowControl/>
+        <w:suppressLineNumbers w:val="0"/>
+      </w:pPr>
+      <w:r>
+        <w:t>Profit Margin</w:t>
+      </w:r>
+    </w:p>
+    <w:p>
+      <w:pPr>
+        <w:pStyle w:val="2"/>
+        <w:keepNext w:val="0"/>
+        <w:keepLines w:val="0"/>
+        <w:widowControl/>
+        <w:suppressLineNumbers w:val="0"/>
+      </w:pPr>
+      <w:r>
+        <w:rPr>
+          <w:rStyle w:val="7"/>
+        </w:rPr>
+        <w:t>=IFERROR(SUM(L2:L)/SUM(H2:H),0)</w:t>
+      </w:r>
+    </w:p>
+    <w:p>
+      <w:pPr>
+        <w:pStyle w:val="9"/>
+        <w:keepNext w:val="0"/>
+        <w:keepLines w:val="0"/>
+        <w:widowControl/>
+        <w:suppressLineNumbers w:val="0"/>
+      </w:pPr>
+      <w:r>
+        <w:t>These formulas assume Order ID is in column A, Sales in H, and Profit in L, with headers in row 1. Adjust the column references to match your actual sheet. Format Profit Margin as a percentage.</w:t>
+      </w:r>
+    </w:p>
+    <w:p>
+      <w:pPr>
+        <w:pStyle w:val="2"/>
+        <w:keepNext w:val="0"/>
+        <w:keepLines w:val="0"/>
+        <w:widowControl/>
+        <w:suppressLineNumbers w:val="0"/>
+      </w:pPr>
+      <w:r>
+        <w:t>4. Recommended Google Sheets layout</w:t>
+      </w:r>
+    </w:p>
+    <w:p>
+      <w:pPr>
+        <w:keepNext w:val="0"/>
+        <w:keepLines w:val="0"/>
+        <w:widowControl/>
+        <w:numPr>
+          <w:ilvl w:val="0"/>
+          <w:numId w:val="4"/>
+        </w:numPr>
+        <w:suppressLineNumbers w:val="0"/>
+        <w:spacing w:before="0" w:beforeAutospacing="1" w:after="0" w:afterAutospacing="1"/>
+        <w:ind w:left="1440" w:hanging="360"/>
+      </w:pPr>
+    </w:p>
+    <w:p>
+      <w:pPr>
+        <w:pStyle w:val="9"/>
+        <w:keepNext w:val="0"/>
+        <w:keepLines w:val="0"/>
+        <w:widowControl/>
+        <w:suppressLineNumbers w:val="0"/>
+        <w:ind w:left="720"/>
+      </w:pPr>
+      <w:r>
+        <w:t>Sheet 1 — Raw_Data: Original dataset.</w:t>
+      </w:r>
+    </w:p>
+    <w:p>
+      <w:pPr>
+        <w:keepNext w:val="0"/>
+        <w:keepLines w:val="0"/>
+        <w:widowControl/>
+        <w:numPr>
+          <w:ilvl w:val="0"/>
+          <w:numId w:val="4"/>
+        </w:numPr>
+        <w:suppressLineNumbers w:val="0"/>
+        <w:spacing w:before="0" w:beforeAutospacing="1" w:after="0" w:afterAutospacing="1"/>
+        <w:ind w:left="1440" w:hanging="360"/>
+      </w:pPr>
+    </w:p>
+    <w:p>
+      <w:pPr>
+        <w:keepNext w:val="0"/>
+        <w:keepLines w:val="0"/>
+        <w:widowControl/>
+        <w:numPr>
+          <w:ilvl w:val="0"/>
+          <w:numId w:val="4"/>
+        </w:numPr>
+        <w:suppressLineNumbers w:val="0"/>
+        <w:spacing w:before="0" w:beforeAutospacing="1" w:after="0" w:afterAutospacing="1"/>
+        <w:ind w:left="1440" w:hanging="360"/>
+      </w:pPr>
+    </w:p>
+    <w:p>
+      <w:pPr>
+        <w:pStyle w:val="9"/>
+        <w:keepNext w:val="0"/>
+        <w:keepLines w:val="0"/>
+        <w:widowControl/>
+        <w:suppressLineNumbers w:val="0"/>
+        <w:ind w:left="720"/>
+      </w:pPr>
+      <w:r>
+        <w:t>Sheet 2 — Clean_Data: Cleaned records and calculated fields.</w:t>
+      </w:r>
+    </w:p>
+    <w:p>
+      <w:pPr>
+        <w:keepNext w:val="0"/>
+        <w:keepLines w:val="0"/>
+        <w:widowControl/>
+        <w:numPr>
+          <w:ilvl w:val="0"/>
+          <w:numId w:val="4"/>
+        </w:numPr>
+        <w:suppressLineNumbers w:val="0"/>
+        <w:spacing w:before="0" w:beforeAutospacing="1" w:after="0" w:afterAutospacing="1"/>
+        <w:ind w:left="1440" w:hanging="360"/>
+      </w:pPr>
+    </w:p>
+    <w:p>
+      <w:pPr>
+        <w:keepNext w:val="0"/>
+        <w:keepLines w:val="0"/>
+        <w:widowControl/>
+        <w:numPr>
+          <w:ilvl w:val="0"/>
+          <w:numId w:val="4"/>
+        </w:numPr>
+        <w:suppressLineNumbers w:val="0"/>
+        <w:spacing w:before="0" w:beforeAutospacing="1" w:after="0" w:afterAutospacing="1"/>
+        <w:ind w:left="1440" w:hanging="360"/>
+      </w:pPr>
+    </w:p>
+    <w:p>
+      <w:pPr>
+        <w:pStyle w:val="9"/>
+        <w:keepNext w:val="0"/>
+        <w:keepLines w:val="0"/>
+        <w:widowControl/>
+        <w:suppressLineNumbers w:val="0"/>
+        <w:ind w:left="720"/>
+      </w:pPr>
+      <w:r>
+        <w:t>Sheet 3 — Pivot_Tables: Pivot tables for all business questions.</w:t>
+      </w:r>
+    </w:p>
+    <w:p>
+      <w:pPr>
+        <w:keepNext w:val="0"/>
+        <w:keepLines w:val="0"/>
+        <w:widowControl/>
+        <w:numPr>
+          <w:ilvl w:val="0"/>
+          <w:numId w:val="4"/>
+        </w:numPr>
+        <w:suppressLineNumbers w:val="0"/>
+        <w:spacing w:before="0" w:beforeAutospacing="1" w:after="0" w:afterAutospacing="1"/>
+        <w:ind w:left="1440" w:hanging="360"/>
+      </w:pPr>
+    </w:p>
+    <w:p>
+      <w:pPr>
+        <w:keepNext w:val="0"/>
+        <w:keepLines w:val="0"/>
+        <w:widowControl/>
+        <w:numPr>
+          <w:ilvl w:val="0"/>
+          <w:numId w:val="4"/>
+        </w:numPr>
+        <w:suppressLineNumbers w:val="0"/>
+        <w:spacing w:before="0" w:beforeAutospacing="1" w:after="0" w:afterAutospacing="1"/>
+        <w:ind w:left="1440" w:hanging="360"/>
+      </w:pPr>
+    </w:p>
+    <w:p>
+      <w:pPr>
+        <w:pStyle w:val="9"/>
+        <w:keepNext w:val="0"/>
+        <w:keepLines w:val="0"/>
+        <w:widowControl/>
+        <w:suppressLineNumbers w:val="0"/>
+        <w:ind w:left="720"/>
+      </w:pPr>
+      <w:r>
+        <w:t>Sheet 4 — Dashboard: KPI cards, charts, slicers, and key insights.</w:t>
+      </w:r>
+    </w:p>
+    <w:p>
+      <w:pPr>
+        <w:keepNext w:val="0"/>
+        <w:keepLines w:val="0"/>
+        <w:widowControl/>
+        <w:numPr>
+          <w:ilvl w:val="0"/>
+          <w:numId w:val="4"/>
+        </w:numPr>
+        <w:suppressLineNumbers w:val="0"/>
+        <w:spacing w:before="0" w:beforeAutospacing="1" w:after="0" w:afterAutospacing="1"/>
+        <w:ind w:left="1440" w:hanging="360"/>
+      </w:pPr>
+    </w:p>
+    <w:p>
+      <w:pPr>
+        <w:pStyle w:val="9"/>
+        <w:keepNext w:val="0"/>
+        <w:keepLines w:val="0"/>
+        <w:widowControl/>
+        <w:suppressLineNumbers w:val="0"/>
+      </w:pPr>
+      <w:r>
+        <w:t>For interactive filtering, use Google Sheets Data → Add a slicer and connect the slicer to charts and pivot tables that use the same source data.</w:t>
+      </w:r>
+    </w:p>
+    <w:p>
+      <w:pPr>
+        <w:pStyle w:val="2"/>
+        <w:keepNext w:val="0"/>
+        <w:keepLines w:val="0"/>
+        <w:widowControl/>
+        <w:suppressLineNumbers w:val="0"/>
+      </w:pPr>
+      <w:r>
+        <w:t>5. Your dashboard creation prompt</w:t>
+      </w:r>
+    </w:p>
+    <w:p>
+      <w:pPr>
+        <w:keepNext w:val="0"/>
+        <w:keepLines w:val="0"/>
+        <w:widowControl/>
+        <w:suppressLineNumbers w:val="0"/>
+        <w:jc w:val="left"/>
+      </w:pPr>
+      <w:r>
+        <w:rPr>
+          <w:rFonts w:ascii="SimSun" w:hAnsi="SimSun" w:eastAsia="SimSun" w:cs="SimSun"/>
+          <w:kern w:val="0"/>
+          <w:sz w:val="24"/>
+          <w:szCs w:val="24"/>
+          <w:lang w:val="en-US" w:eastAsia="zh-CN" w:bidi="ar"/>
+        </w:rPr>
+        <w:t>Writing</w:t>
+      </w:r>
+    </w:p>
+    <w:p>
+      <w:pPr>
+        <w:pStyle w:val="9"/>
+        <w:keepNext w:val="0"/>
+        <w:keepLines w:val="0"/>
+        <w:widowControl/>
+        <w:suppressLineNumbers w:val="0"/>
+      </w:pPr>
+      <w:r>
+        <w:t>Create a professional, interactive Sample Superstore Sales Dashboard in Google Sheets.</w:t>
+      </w:r>
+    </w:p>
+    <w:p>
+      <w:pPr>
+        <w:pStyle w:val="9"/>
+        <w:keepNext w:val="0"/>
+        <w:keepLines w:val="0"/>
+        <w:widowControl/>
+        <w:suppressLineNumbers w:val="0"/>
+      </w:pPr>
+      <w:r>
+        <w:rPr>
+          <w:rStyle w:val="10"/>
+        </w:rPr>
+        <w:t>Step 1: Data Cleaning</w:t>
+      </w:r>
+      <w:r>
+        <w:t xml:space="preserve"> Inspect the dataset, remove duplicate records, handle missing values, standardize text, correct date and numeric formats, and validate Sales, Profit, Quantity, and Discount. Preserve the original raw data and create a separate cleaned-data sheet.</w:t>
+      </w:r>
+    </w:p>
+    <w:p>
+      <w:pPr>
+        <w:pStyle w:val="9"/>
+        <w:keepNext w:val="0"/>
+        <w:keepLines w:val="0"/>
+        <w:widowControl/>
+        <w:suppressLineNumbers w:val="0"/>
+      </w:pPr>
+      <w:r>
+        <w:rPr>
+          <w:rStyle w:val="10"/>
+        </w:rPr>
+        <w:t>Step 2: Pivot Tables</w:t>
+      </w:r>
+      <w:r>
+        <w:t xml:space="preserve"> Create pivot tables to answer these business questions:</w:t>
+      </w:r>
+    </w:p>
+    <w:p>
+      <w:pPr>
+        <w:keepNext w:val="0"/>
+        <w:keepLines w:val="0"/>
+        <w:widowControl/>
+        <w:numPr>
+          <w:ilvl w:val="0"/>
+          <w:numId w:val="5"/>
+        </w:numPr>
+        <w:suppressLineNumbers w:val="0"/>
+        <w:spacing w:before="0" w:beforeAutospacing="1" w:after="0" w:afterAutospacing="1"/>
+        <w:ind w:left="720" w:hanging="360"/>
+      </w:pPr>
+      <w:r>
+        <w:t>What are total sales, profit, orders, and profit margin?</w:t>
+      </w:r>
+    </w:p>
+    <w:p>
+      <w:pPr>
+        <w:keepNext w:val="0"/>
+        <w:keepLines w:val="0"/>
+        <w:widowControl/>
+        <w:numPr>
+          <w:ilvl w:val="0"/>
+          <w:numId w:val="5"/>
+        </w:numPr>
+        <w:suppressLineNumbers w:val="0"/>
+        <w:spacing w:before="0" w:beforeAutospacing="1" w:after="0" w:afterAutospacing="1"/>
+        <w:ind w:left="720" w:hanging="360"/>
+      </w:pPr>
+      <w:r>
+        <w:t>Which region has the highest sales and profit?</w:t>
+      </w:r>
+    </w:p>
+    <w:p>
+      <w:pPr>
+        <w:keepNext w:val="0"/>
+        <w:keepLines w:val="0"/>
+        <w:widowControl/>
+        <w:numPr>
+          <w:ilvl w:val="0"/>
+          <w:numId w:val="5"/>
+        </w:numPr>
+        <w:suppressLineNumbers w:val="0"/>
+        <w:spacing w:before="0" w:beforeAutospacing="1" w:after="0" w:afterAutospacing="1"/>
+        <w:ind w:left="720" w:hanging="360"/>
+      </w:pPr>
+      <w:r>
+        <w:t>Which category and sub-category generate the highest and lowest profit?</w:t>
+      </w:r>
+    </w:p>
+    <w:p>
+      <w:pPr>
+        <w:keepNext w:val="0"/>
+        <w:keepLines w:val="0"/>
+        <w:widowControl/>
+        <w:numPr>
+          <w:ilvl w:val="0"/>
+          <w:numId w:val="5"/>
+        </w:numPr>
+        <w:suppressLineNumbers w:val="0"/>
+        <w:spacing w:before="0" w:beforeAutospacing="1" w:after="0" w:afterAutospacing="1"/>
+        <w:ind w:left="720" w:hanging="360"/>
+      </w:pPr>
+      <w:r>
+        <w:t>What are the monthly and yearly sales trends?</w:t>
+      </w:r>
+    </w:p>
+    <w:p>
+      <w:pPr>
+        <w:keepNext w:val="0"/>
+        <w:keepLines w:val="0"/>
+        <w:widowControl/>
+        <w:numPr>
+          <w:ilvl w:val="0"/>
+          <w:numId w:val="5"/>
+        </w:numPr>
+        <w:suppressLineNumbers w:val="0"/>
+        <w:spacing w:before="0" w:beforeAutospacing="1" w:after="0" w:afterAutospacing="1"/>
+        <w:ind w:left="720" w:hanging="360"/>
+      </w:pPr>
+      <w:r>
+        <w:t>Which customer segment contributes the most sales?</w:t>
+      </w:r>
+    </w:p>
+    <w:p>
+      <w:pPr>
+        <w:keepNext w:val="0"/>
+        <w:keepLines w:val="0"/>
+        <w:widowControl/>
+        <w:numPr>
+          <w:ilvl w:val="0"/>
+          <w:numId w:val="5"/>
+        </w:numPr>
+        <w:suppressLineNumbers w:val="0"/>
+        <w:spacing w:before="0" w:beforeAutospacing="1" w:after="0" w:afterAutospacing="1"/>
+        <w:ind w:left="720" w:hanging="360"/>
+      </w:pPr>
+      <w:r>
+        <w:t>What are the top 10 products by sales?</w:t>
+      </w:r>
+    </w:p>
+    <w:p>
+      <w:pPr>
+        <w:keepNext w:val="0"/>
+        <w:keepLines w:val="0"/>
+        <w:widowControl/>
+        <w:numPr>
+          <w:ilvl w:val="0"/>
+          <w:numId w:val="5"/>
+        </w:numPr>
+        <w:suppressLineNumbers w:val="0"/>
+        <w:spacing w:before="0" w:beforeAutospacing="1" w:after="0" w:afterAutospacing="1"/>
+        <w:ind w:left="720" w:hanging="360"/>
+      </w:pPr>
+      <w:r>
+        <w:t>Which states generate negative profit?</w:t>
+      </w:r>
+    </w:p>
+    <w:p>
+      <w:pPr>
+        <w:keepNext w:val="0"/>
+        <w:keepLines w:val="0"/>
+        <w:widowControl/>
+        <w:numPr>
+          <w:ilvl w:val="0"/>
+          <w:numId w:val="5"/>
+        </w:numPr>
+        <w:suppressLineNumbers w:val="0"/>
+        <w:spacing w:before="0" w:beforeAutospacing="1" w:after="0" w:afterAutospacing="1"/>
+        <w:ind w:left="720" w:hanging="360"/>
+      </w:pPr>
+      <w:r>
+        <w:t>How does discount relate to profit?</w:t>
+      </w:r>
+    </w:p>
+    <w:p>
+      <w:pPr>
+        <w:keepNext w:val="0"/>
+        <w:keepLines w:val="0"/>
+        <w:widowControl/>
+        <w:numPr>
+          <w:ilvl w:val="0"/>
+          <w:numId w:val="5"/>
+        </w:numPr>
+        <w:suppressLineNumbers w:val="0"/>
+        <w:spacing w:before="0" w:beforeAutospacing="1" w:after="0" w:afterAutospacing="1"/>
+        <w:ind w:left="720" w:hanging="360"/>
+      </w:pPr>
+      <w:r>
+        <w:t>Which shipping modes are most frequently used?</w:t>
+      </w:r>
+    </w:p>
+    <w:p>
+      <w:pPr>
+        <w:pStyle w:val="9"/>
+        <w:keepNext w:val="0"/>
+        <w:keepLines w:val="0"/>
+        <w:widowControl/>
+        <w:suppressLineNumbers w:val="0"/>
+      </w:pPr>
+      <w:r>
+        <w:rPr>
+          <w:rStyle w:val="10"/>
+        </w:rPr>
+        <w:t>Step 3: Dashboard</w:t>
+      </w:r>
+      <w:r>
+        <w:t xml:space="preserve"> Build a dashboard with KPI cards for Total Sales, Total Profit, Total Orders, and Profit Margin. Add a monthly sales trend line chart, regional sales comparison, category profit chart, segment sales chart, and top-performing products chart.</w:t>
+      </w:r>
+    </w:p>
+    <w:p>
+      <w:pPr>
+        <w:pStyle w:val="9"/>
+        <w:keepNext w:val="0"/>
+        <w:keepLines w:val="0"/>
+        <w:widowControl/>
+        <w:suppressLineNumbers w:val="0"/>
+      </w:pPr>
+      <w:r>
+        <w:t>Add slicers for Order Date, Region, Category, and Segment. Ensure the dashboard updates when filters change. Use a clean layout, consistent colors, readable chart titles, currency formatting, and conditional formatting for negative profits.</w:t>
+      </w:r>
+    </w:p>
+    <w:p>
+      <w:pPr>
+        <w:pStyle w:val="9"/>
+        <w:keepNext w:val="0"/>
+        <w:keepLines w:val="0"/>
+        <w:widowControl/>
+        <w:suppressLineNumbers w:val="0"/>
+      </w:pPr>
+      <w:r>
+        <w:rPr>
+          <w:rStyle w:val="10"/>
+        </w:rPr>
+        <w:t>Deliverables:</w:t>
+      </w:r>
+      <w:r>
+        <w:t xml:space="preserve"> Raw data, cleaned data, pivot tables, charts, interactive dashboard, key business insights, and actionable recommendations. Use actual dataset values and verify all calculations. Do not fabricate results.</w:t>
+      </w:r>
+    </w:p>
+    <w:p>
+      <w:pPr>
+        <w:pStyle w:val="9"/>
+        <w:keepNext w:val="0"/>
+        <w:keepLines w:val="0"/>
+        <w:widowControl/>
+        <w:suppressLineNumbers w:val="0"/>
+      </w:pPr>
+      <w:r>
+        <w:t>Next step: Upload your Sample Superstore CSV or Excel file here, or share a Google Sheets export. I can then tailor the cleaning rules, exact pivot table configurations, formulas, and chart setup to your actual column names and data.</w:t>
       </w:r>
     </w:p>
     <w:p>
@@ -62,6 +2491,8 @@
           <w:lang w:val="en-IN"/>
         </w:rPr>
       </w:pPr>
+      <w:bookmarkStart w:id="0" w:name="_GoBack"/>
+      <w:bookmarkEnd w:id="0"/>
     </w:p>
     <w:sectPr>
       <w:pgSz w:w="11906" w:h="16838"/>
@@ -71,6 +2502,771 @@
     </w:sectPr>
   </w:body>
 </w:document>
+</file>
+
+<file path=word/numbering.xml><?xml version="1.0" encoding="utf-8"?>
+<w:numbering xmlns:wpc="http://schemas.microsoft.com/office/word/2010/wordprocessingCanvas" xmlns:mc="http://schemas.openxmlformats.org/markup-compatibility/2006" xmlns:o="urn:schemas-microsoft-com:office:office" xmlns:r="http://schemas.openxmlformats.org/officeDocument/2006/relationships" xmlns:m="http://schemas.openxmlformats.org/officeDocument/2006/math" xmlns:v="urn:schemas-microsoft-com:vml" xmlns:wp14="http://schemas.microsoft.com/office/word/2010/wordprocessingDrawing" xmlns:wp="http://schemas.openxmlformats.org/drawingml/2006/wordprocessingDrawing" xmlns:w10="urn:schemas-microsoft-com:office:word" xmlns:w="http://schemas.openxmlformats.org/wordprocessingml/2006/main" xmlns:w14="http://schemas.microsoft.com/office/word/2010/wordml" xmlns:wpg="http://schemas.microsoft.com/office/word/2010/wordprocessingGroup" xmlns:wpi="http://schemas.microsoft.com/office/word/2010/wordprocessingInk" xmlns:wne="http://schemas.microsoft.com/office/word/2006/wordml" xmlns:wps="http://schemas.microsoft.com/office/word/2010/wordprocessingShape" xmlns:wpsCustomData="http://www.wps.cn/officeDocument/2013/wpsCustomData" mc:Ignorable="w14 wp14">
+  <w:abstractNum w:abstractNumId="0">
+    <w:nsid w:val="B5D5F4B5"/>
+    <w:multiLevelType w:val="multilevel"/>
+    <w:tmpl w:val="B5D5F4B5"/>
+    <w:lvl w:ilvl="0" w:tentative="0">
+      <w:start w:val="1"/>
+      <w:numFmt w:val="decimal"/>
+      <w:lvlText w:val="%1."/>
+      <w:lvlJc w:val="left"/>
+      <w:pPr>
+        <w:tabs>
+          <w:tab w:val="left" w:pos="720"/>
+        </w:tabs>
+        <w:ind w:left="720" w:hanging="360"/>
+      </w:pPr>
+      <w:rPr>
+        <w:sz w:val="24"/>
+        <w:szCs w:val="24"/>
+      </w:rPr>
+    </w:lvl>
+    <w:lvl w:ilvl="1" w:tentative="0">
+      <w:start w:val="1"/>
+      <w:numFmt w:val="decimal"/>
+      <w:lvlText w:val="%2."/>
+      <w:lvlJc w:val="left"/>
+      <w:pPr>
+        <w:tabs>
+          <w:tab w:val="left" w:pos="1440"/>
+        </w:tabs>
+        <w:ind w:left="1440" w:hanging="360"/>
+      </w:pPr>
+      <w:rPr>
+        <w:sz w:val="24"/>
+        <w:szCs w:val="24"/>
+      </w:rPr>
+    </w:lvl>
+    <w:lvl w:ilvl="2" w:tentative="0">
+      <w:start w:val="1"/>
+      <w:numFmt w:val="decimal"/>
+      <w:lvlText w:val="%3."/>
+      <w:lvlJc w:val="left"/>
+      <w:pPr>
+        <w:tabs>
+          <w:tab w:val="left" w:pos="2160"/>
+        </w:tabs>
+        <w:ind w:left="2160" w:hanging="360"/>
+      </w:pPr>
+      <w:rPr>
+        <w:sz w:val="24"/>
+        <w:szCs w:val="24"/>
+      </w:rPr>
+    </w:lvl>
+    <w:lvl w:ilvl="3" w:tentative="0">
+      <w:start w:val="1"/>
+      <w:numFmt w:val="decimal"/>
+      <w:lvlText w:val="%4."/>
+      <w:lvlJc w:val="left"/>
+      <w:pPr>
+        <w:tabs>
+          <w:tab w:val="left" w:pos="2517"/>
+        </w:tabs>
+        <w:ind w:left="2880" w:hanging="360"/>
+      </w:pPr>
+      <w:rPr>
+        <w:sz w:val="24"/>
+        <w:szCs w:val="24"/>
+      </w:rPr>
+    </w:lvl>
+    <w:lvl w:ilvl="4" w:tentative="0">
+      <w:start w:val="1"/>
+      <w:numFmt w:val="decimal"/>
+      <w:lvlText w:val="%5."/>
+      <w:lvlJc w:val="left"/>
+      <w:pPr>
+        <w:tabs>
+          <w:tab w:val="left" w:pos="3238"/>
+        </w:tabs>
+        <w:ind w:left="3600" w:hanging="360"/>
+      </w:pPr>
+      <w:rPr>
+        <w:sz w:val="24"/>
+        <w:szCs w:val="24"/>
+      </w:rPr>
+    </w:lvl>
+    <w:lvl w:ilvl="5" w:tentative="0">
+      <w:start w:val="1"/>
+      <w:numFmt w:val="decimal"/>
+      <w:lvlText w:val="%6."/>
+      <w:lvlJc w:val="left"/>
+      <w:pPr>
+        <w:tabs>
+          <w:tab w:val="left" w:pos="3958"/>
+        </w:tabs>
+        <w:ind w:left="4320" w:hanging="360"/>
+      </w:pPr>
+      <w:rPr>
+        <w:sz w:val="24"/>
+        <w:szCs w:val="24"/>
+      </w:rPr>
+    </w:lvl>
+    <w:lvl w:ilvl="6" w:tentative="0">
+      <w:start w:val="1"/>
+      <w:numFmt w:val="decimal"/>
+      <w:lvlText w:val="%7."/>
+      <w:lvlJc w:val="left"/>
+      <w:pPr>
+        <w:tabs>
+          <w:tab w:val="left" w:pos="4678"/>
+        </w:tabs>
+        <w:ind w:left="5040" w:hanging="360"/>
+      </w:pPr>
+      <w:rPr>
+        <w:sz w:val="24"/>
+        <w:szCs w:val="24"/>
+      </w:rPr>
+    </w:lvl>
+    <w:lvl w:ilvl="7" w:tentative="0">
+      <w:start w:val="1"/>
+      <w:numFmt w:val="decimal"/>
+      <w:lvlText w:val="%8."/>
+      <w:lvlJc w:val="left"/>
+      <w:pPr>
+        <w:tabs>
+          <w:tab w:val="left" w:pos="5398"/>
+        </w:tabs>
+        <w:ind w:left="5760" w:hanging="360"/>
+      </w:pPr>
+      <w:rPr>
+        <w:sz w:val="24"/>
+        <w:szCs w:val="24"/>
+      </w:rPr>
+    </w:lvl>
+    <w:lvl w:ilvl="8" w:tentative="0">
+      <w:start w:val="1"/>
+      <w:numFmt w:val="decimal"/>
+      <w:lvlText w:val="%9."/>
+      <w:lvlJc w:val="left"/>
+      <w:pPr>
+        <w:tabs>
+          <w:tab w:val="left" w:pos="6118"/>
+        </w:tabs>
+        <w:ind w:left="6480" w:hanging="360"/>
+      </w:pPr>
+      <w:rPr>
+        <w:sz w:val="24"/>
+        <w:szCs w:val="24"/>
+      </w:rPr>
+    </w:lvl>
+  </w:abstractNum>
+  <w:abstractNum w:abstractNumId="1">
+    <w:nsid w:val="C44C56C3"/>
+    <w:multiLevelType w:val="multilevel"/>
+    <w:tmpl w:val="C44C56C3"/>
+    <w:lvl w:ilvl="0" w:tentative="0">
+      <w:start w:val="1"/>
+      <w:numFmt w:val="bullet"/>
+      <w:lvlText w:val=""/>
+      <w:lvlJc w:val="left"/>
+      <w:pPr>
+        <w:tabs>
+          <w:tab w:val="left" w:pos="720"/>
+        </w:tabs>
+        <w:ind w:left="720" w:hanging="360"/>
+      </w:pPr>
+      <w:rPr>
+        <w:rFonts w:ascii="Symbol" w:hAnsi="Symbol" w:cs="Symbol"/>
+        <w:sz w:val="20"/>
+      </w:rPr>
+    </w:lvl>
+    <w:lvl w:ilvl="1" w:tentative="0">
+      <w:start w:val="1"/>
+      <w:numFmt w:val="bullet"/>
+      <w:lvlText w:val="o"/>
+      <w:lvlJc w:val="left"/>
+      <w:pPr>
+        <w:tabs>
+          <w:tab w:val="left" w:pos="1440"/>
+        </w:tabs>
+        <w:ind w:left="1440" w:hanging="360"/>
+      </w:pPr>
+      <w:rPr>
+        <w:rFonts w:ascii="Courier New" w:hAnsi="Courier New" w:cs="Courier New"/>
+        <w:sz w:val="20"/>
+      </w:rPr>
+    </w:lvl>
+    <w:lvl w:ilvl="2" w:tentative="0">
+      <w:start w:val="1"/>
+      <w:numFmt w:val="bullet"/>
+      <w:lvlText w:val=""/>
+      <w:lvlJc w:val="left"/>
+      <w:pPr>
+        <w:tabs>
+          <w:tab w:val="left" w:pos="2160"/>
+        </w:tabs>
+        <w:ind w:left="2160" w:hanging="360"/>
+      </w:pPr>
+      <w:rPr>
+        <w:rFonts w:ascii="Wingdings" w:hAnsi="Wingdings" w:cs="Wingdings"/>
+        <w:sz w:val="20"/>
+      </w:rPr>
+    </w:lvl>
+    <w:lvl w:ilvl="3" w:tentative="0">
+      <w:start w:val="1"/>
+      <w:numFmt w:val="bullet"/>
+      <w:lvlText w:val=""/>
+      <w:lvlJc w:val="left"/>
+      <w:pPr>
+        <w:tabs>
+          <w:tab w:val="left" w:pos="2880"/>
+        </w:tabs>
+        <w:ind w:left="2880" w:hanging="360"/>
+      </w:pPr>
+      <w:rPr>
+        <w:rFonts w:hint="default" w:ascii="Wingdings" w:hAnsi="Wingdings" w:cs="Wingdings"/>
+        <w:sz w:val="20"/>
+      </w:rPr>
+    </w:lvl>
+    <w:lvl w:ilvl="4" w:tentative="0">
+      <w:start w:val="1"/>
+      <w:numFmt w:val="bullet"/>
+      <w:lvlText w:val=""/>
+      <w:lvlJc w:val="left"/>
+      <w:pPr>
+        <w:tabs>
+          <w:tab w:val="left" w:pos="3600"/>
+        </w:tabs>
+        <w:ind w:left="3600" w:hanging="360"/>
+      </w:pPr>
+      <w:rPr>
+        <w:rFonts w:hint="default" w:ascii="Wingdings" w:hAnsi="Wingdings" w:cs="Wingdings"/>
+        <w:sz w:val="20"/>
+      </w:rPr>
+    </w:lvl>
+    <w:lvl w:ilvl="5" w:tentative="0">
+      <w:start w:val="1"/>
+      <w:numFmt w:val="bullet"/>
+      <w:lvlText w:val=""/>
+      <w:lvlJc w:val="left"/>
+      <w:pPr>
+        <w:tabs>
+          <w:tab w:val="left" w:pos="4320"/>
+        </w:tabs>
+        <w:ind w:left="4320" w:hanging="360"/>
+      </w:pPr>
+      <w:rPr>
+        <w:rFonts w:hint="default" w:ascii="Wingdings" w:hAnsi="Wingdings" w:cs="Wingdings"/>
+        <w:sz w:val="20"/>
+      </w:rPr>
+    </w:lvl>
+    <w:lvl w:ilvl="6" w:tentative="0">
+      <w:start w:val="1"/>
+      <w:numFmt w:val="bullet"/>
+      <w:lvlText w:val=""/>
+      <w:lvlJc w:val="left"/>
+      <w:pPr>
+        <w:tabs>
+          <w:tab w:val="left" w:pos="5040"/>
+        </w:tabs>
+        <w:ind w:left="5040" w:hanging="360"/>
+      </w:pPr>
+      <w:rPr>
+        <w:rFonts w:hint="default" w:ascii="Wingdings" w:hAnsi="Wingdings" w:cs="Wingdings"/>
+        <w:sz w:val="20"/>
+      </w:rPr>
+    </w:lvl>
+    <w:lvl w:ilvl="7" w:tentative="0">
+      <w:start w:val="1"/>
+      <w:numFmt w:val="bullet"/>
+      <w:lvlText w:val=""/>
+      <w:lvlJc w:val="left"/>
+      <w:pPr>
+        <w:tabs>
+          <w:tab w:val="left" w:pos="5760"/>
+        </w:tabs>
+        <w:ind w:left="5760" w:hanging="360"/>
+      </w:pPr>
+      <w:rPr>
+        <w:rFonts w:hint="default" w:ascii="Wingdings" w:hAnsi="Wingdings" w:cs="Wingdings"/>
+        <w:sz w:val="20"/>
+      </w:rPr>
+    </w:lvl>
+    <w:lvl w:ilvl="8" w:tentative="0">
+      <w:start w:val="1"/>
+      <w:numFmt w:val="bullet"/>
+      <w:lvlText w:val=""/>
+      <w:lvlJc w:val="left"/>
+      <w:pPr>
+        <w:tabs>
+          <w:tab w:val="left" w:pos="6480"/>
+        </w:tabs>
+        <w:ind w:left="6480" w:hanging="360"/>
+      </w:pPr>
+      <w:rPr>
+        <w:rFonts w:hint="default" w:ascii="Wingdings" w:hAnsi="Wingdings" w:cs="Wingdings"/>
+        <w:sz w:val="20"/>
+      </w:rPr>
+    </w:lvl>
+  </w:abstractNum>
+  <w:abstractNum w:abstractNumId="2">
+    <w:nsid w:val="DE39C75C"/>
+    <w:multiLevelType w:val="multilevel"/>
+    <w:tmpl w:val="DE39C75C"/>
+    <w:lvl w:ilvl="0" w:tentative="0">
+      <w:start w:val="1"/>
+      <w:numFmt w:val="bullet"/>
+      <w:lvlText w:val=""/>
+      <w:lvlJc w:val="left"/>
+      <w:pPr>
+        <w:tabs>
+          <w:tab w:val="left" w:pos="720"/>
+        </w:tabs>
+        <w:ind w:left="720" w:hanging="360"/>
+      </w:pPr>
+      <w:rPr>
+        <w:rFonts w:hint="default" w:ascii="Symbol" w:hAnsi="Symbol" w:cs="Symbol"/>
+        <w:sz w:val="20"/>
+      </w:rPr>
+    </w:lvl>
+    <w:lvl w:ilvl="1" w:tentative="0">
+      <w:start w:val="1"/>
+      <w:numFmt w:val="bullet"/>
+      <w:lvlText w:val="o"/>
+      <w:lvlJc w:val="left"/>
+      <w:pPr>
+        <w:tabs>
+          <w:tab w:val="left" w:pos="1440"/>
+        </w:tabs>
+        <w:ind w:left="1440" w:hanging="360"/>
+      </w:pPr>
+      <w:rPr>
+        <w:rFonts w:hint="default" w:ascii="Courier New" w:hAnsi="Courier New" w:cs="Courier New"/>
+        <w:sz w:val="20"/>
+      </w:rPr>
+    </w:lvl>
+    <w:lvl w:ilvl="2" w:tentative="0">
+      <w:start w:val="1"/>
+      <w:numFmt w:val="bullet"/>
+      <w:lvlText w:val=""/>
+      <w:lvlJc w:val="left"/>
+      <w:pPr>
+        <w:tabs>
+          <w:tab w:val="left" w:pos="2160"/>
+        </w:tabs>
+        <w:ind w:left="2160" w:hanging="360"/>
+      </w:pPr>
+      <w:rPr>
+        <w:rFonts w:hint="default" w:ascii="Wingdings" w:hAnsi="Wingdings" w:cs="Wingdings"/>
+        <w:sz w:val="20"/>
+      </w:rPr>
+    </w:lvl>
+    <w:lvl w:ilvl="3" w:tentative="0">
+      <w:start w:val="1"/>
+      <w:numFmt w:val="bullet"/>
+      <w:lvlText w:val=""/>
+      <w:lvlJc w:val="left"/>
+      <w:pPr>
+        <w:tabs>
+          <w:tab w:val="left" w:pos="2880"/>
+        </w:tabs>
+        <w:ind w:left="2880" w:hanging="360"/>
+      </w:pPr>
+      <w:rPr>
+        <w:rFonts w:hint="default" w:ascii="Wingdings" w:hAnsi="Wingdings" w:cs="Wingdings"/>
+        <w:sz w:val="20"/>
+      </w:rPr>
+    </w:lvl>
+    <w:lvl w:ilvl="4" w:tentative="0">
+      <w:start w:val="1"/>
+      <w:numFmt w:val="bullet"/>
+      <w:lvlText w:val=""/>
+      <w:lvlJc w:val="left"/>
+      <w:pPr>
+        <w:tabs>
+          <w:tab w:val="left" w:pos="3600"/>
+        </w:tabs>
+        <w:ind w:left="3600" w:hanging="360"/>
+      </w:pPr>
+      <w:rPr>
+        <w:rFonts w:hint="default" w:ascii="Wingdings" w:hAnsi="Wingdings" w:cs="Wingdings"/>
+        <w:sz w:val="20"/>
+      </w:rPr>
+    </w:lvl>
+    <w:lvl w:ilvl="5" w:tentative="0">
+      <w:start w:val="1"/>
+      <w:numFmt w:val="bullet"/>
+      <w:lvlText w:val=""/>
+      <w:lvlJc w:val="left"/>
+      <w:pPr>
+        <w:tabs>
+          <w:tab w:val="left" w:pos="4320"/>
+        </w:tabs>
+        <w:ind w:left="4320" w:hanging="360"/>
+      </w:pPr>
+      <w:rPr>
+        <w:rFonts w:hint="default" w:ascii="Wingdings" w:hAnsi="Wingdings" w:cs="Wingdings"/>
+        <w:sz w:val="20"/>
+      </w:rPr>
+    </w:lvl>
+    <w:lvl w:ilvl="6" w:tentative="0">
+      <w:start w:val="1"/>
+      <w:numFmt w:val="bullet"/>
+      <w:lvlText w:val=""/>
+      <w:lvlJc w:val="left"/>
+      <w:pPr>
+        <w:tabs>
+          <w:tab w:val="left" w:pos="5040"/>
+        </w:tabs>
+        <w:ind w:left="5040" w:hanging="360"/>
+      </w:pPr>
+      <w:rPr>
+        <w:rFonts w:hint="default" w:ascii="Wingdings" w:hAnsi="Wingdings" w:cs="Wingdings"/>
+        <w:sz w:val="20"/>
+      </w:rPr>
+    </w:lvl>
+    <w:lvl w:ilvl="7" w:tentative="0">
+      <w:start w:val="1"/>
+      <w:numFmt w:val="bullet"/>
+      <w:lvlText w:val=""/>
+      <w:lvlJc w:val="left"/>
+      <w:pPr>
+        <w:tabs>
+          <w:tab w:val="left" w:pos="5760"/>
+        </w:tabs>
+        <w:ind w:left="5760" w:hanging="360"/>
+      </w:pPr>
+      <w:rPr>
+        <w:rFonts w:hint="default" w:ascii="Wingdings" w:hAnsi="Wingdings" w:cs="Wingdings"/>
+        <w:sz w:val="20"/>
+      </w:rPr>
+    </w:lvl>
+    <w:lvl w:ilvl="8" w:tentative="0">
+      <w:start w:val="1"/>
+      <w:numFmt w:val="bullet"/>
+      <w:lvlText w:val=""/>
+      <w:lvlJc w:val="left"/>
+      <w:pPr>
+        <w:tabs>
+          <w:tab w:val="left" w:pos="6480"/>
+        </w:tabs>
+        <w:ind w:left="6480" w:hanging="360"/>
+      </w:pPr>
+      <w:rPr>
+        <w:rFonts w:hint="default" w:ascii="Wingdings" w:hAnsi="Wingdings" w:cs="Wingdings"/>
+        <w:sz w:val="20"/>
+      </w:rPr>
+    </w:lvl>
+  </w:abstractNum>
+  <w:abstractNum w:abstractNumId="3">
+    <w:nsid w:val="EF8117EF"/>
+    <w:multiLevelType w:val="multilevel"/>
+    <w:tmpl w:val="EF8117EF"/>
+    <w:lvl w:ilvl="0" w:tentative="0">
+      <w:start w:val="1"/>
+      <w:numFmt w:val="bullet"/>
+      <w:lvlText w:val=""/>
+      <w:lvlJc w:val="left"/>
+      <w:pPr>
+        <w:tabs>
+          <w:tab w:val="left" w:pos="720"/>
+        </w:tabs>
+        <w:ind w:left="720" w:hanging="360"/>
+      </w:pPr>
+      <w:rPr>
+        <w:rFonts w:hint="default" w:ascii="Symbol" w:hAnsi="Symbol" w:cs="Symbol"/>
+        <w:sz w:val="20"/>
+      </w:rPr>
+    </w:lvl>
+    <w:lvl w:ilvl="1" w:tentative="0">
+      <w:start w:val="1"/>
+      <w:numFmt w:val="bullet"/>
+      <w:lvlText w:val="o"/>
+      <w:lvlJc w:val="left"/>
+      <w:pPr>
+        <w:tabs>
+          <w:tab w:val="left" w:pos="1440"/>
+        </w:tabs>
+        <w:ind w:left="1440" w:hanging="360"/>
+      </w:pPr>
+      <w:rPr>
+        <w:rFonts w:hint="default" w:ascii="Courier New" w:hAnsi="Courier New" w:cs="Courier New"/>
+        <w:sz w:val="20"/>
+      </w:rPr>
+    </w:lvl>
+    <w:lvl w:ilvl="2" w:tentative="0">
+      <w:start w:val="1"/>
+      <w:numFmt w:val="bullet"/>
+      <w:lvlText w:val=""/>
+      <w:lvlJc w:val="left"/>
+      <w:pPr>
+        <w:tabs>
+          <w:tab w:val="left" w:pos="2160"/>
+        </w:tabs>
+        <w:ind w:left="2160" w:hanging="360"/>
+      </w:pPr>
+      <w:rPr>
+        <w:rFonts w:hint="default" w:ascii="Wingdings" w:hAnsi="Wingdings" w:cs="Wingdings"/>
+        <w:sz w:val="20"/>
+      </w:rPr>
+    </w:lvl>
+    <w:lvl w:ilvl="3" w:tentative="0">
+      <w:start w:val="1"/>
+      <w:numFmt w:val="bullet"/>
+      <w:lvlText w:val=""/>
+      <w:lvlJc w:val="left"/>
+      <w:pPr>
+        <w:tabs>
+          <w:tab w:val="left" w:pos="2880"/>
+        </w:tabs>
+        <w:ind w:left="2880" w:hanging="360"/>
+      </w:pPr>
+      <w:rPr>
+        <w:rFonts w:hint="default" w:ascii="Wingdings" w:hAnsi="Wingdings" w:cs="Wingdings"/>
+        <w:sz w:val="20"/>
+      </w:rPr>
+    </w:lvl>
+    <w:lvl w:ilvl="4" w:tentative="0">
+      <w:start w:val="1"/>
+      <w:numFmt w:val="bullet"/>
+      <w:lvlText w:val=""/>
+      <w:lvlJc w:val="left"/>
+      <w:pPr>
+        <w:tabs>
+          <w:tab w:val="left" w:pos="3600"/>
+        </w:tabs>
+        <w:ind w:left="3600" w:hanging="360"/>
+      </w:pPr>
+      <w:rPr>
+        <w:rFonts w:hint="default" w:ascii="Wingdings" w:hAnsi="Wingdings" w:cs="Wingdings"/>
+        <w:sz w:val="20"/>
+      </w:rPr>
+    </w:lvl>
+    <w:lvl w:ilvl="5" w:tentative="0">
+      <w:start w:val="1"/>
+      <w:numFmt w:val="bullet"/>
+      <w:lvlText w:val=""/>
+      <w:lvlJc w:val="left"/>
+      <w:pPr>
+        <w:tabs>
+          <w:tab w:val="left" w:pos="4320"/>
+        </w:tabs>
+        <w:ind w:left="4320" w:hanging="360"/>
+      </w:pPr>
+      <w:rPr>
+        <w:rFonts w:hint="default" w:ascii="Wingdings" w:hAnsi="Wingdings" w:cs="Wingdings"/>
+        <w:sz w:val="20"/>
+      </w:rPr>
+    </w:lvl>
+    <w:lvl w:ilvl="6" w:tentative="0">
+      <w:start w:val="1"/>
+      <w:numFmt w:val="bullet"/>
+      <w:lvlText w:val=""/>
+      <w:lvlJc w:val="left"/>
+      <w:pPr>
+        <w:tabs>
+          <w:tab w:val="left" w:pos="5040"/>
+        </w:tabs>
+        <w:ind w:left="5040" w:hanging="360"/>
+      </w:pPr>
+      <w:rPr>
+        <w:rFonts w:hint="default" w:ascii="Wingdings" w:hAnsi="Wingdings" w:cs="Wingdings"/>
+        <w:sz w:val="20"/>
+      </w:rPr>
+    </w:lvl>
+    <w:lvl w:ilvl="7" w:tentative="0">
+      <w:start w:val="1"/>
+      <w:numFmt w:val="bullet"/>
+      <w:lvlText w:val=""/>
+      <w:lvlJc w:val="left"/>
+      <w:pPr>
+        <w:tabs>
+          <w:tab w:val="left" w:pos="5760"/>
+        </w:tabs>
+        <w:ind w:left="5760" w:hanging="360"/>
+      </w:pPr>
+      <w:rPr>
+        <w:rFonts w:hint="default" w:ascii="Wingdings" w:hAnsi="Wingdings" w:cs="Wingdings"/>
+        <w:sz w:val="20"/>
+      </w:rPr>
+    </w:lvl>
+    <w:lvl w:ilvl="8" w:tentative="0">
+      <w:start w:val="1"/>
+      <w:numFmt w:val="bullet"/>
+      <w:lvlText w:val=""/>
+      <w:lvlJc w:val="left"/>
+      <w:pPr>
+        <w:tabs>
+          <w:tab w:val="left" w:pos="6480"/>
+        </w:tabs>
+        <w:ind w:left="6480" w:hanging="360"/>
+      </w:pPr>
+      <w:rPr>
+        <w:rFonts w:hint="default" w:ascii="Wingdings" w:hAnsi="Wingdings" w:cs="Wingdings"/>
+        <w:sz w:val="20"/>
+      </w:rPr>
+    </w:lvl>
+  </w:abstractNum>
+  <w:abstractNum w:abstractNumId="4">
+    <w:nsid w:val="06081F2D"/>
+    <w:multiLevelType w:val="multilevel"/>
+    <w:tmpl w:val="06081F2D"/>
+    <w:lvl w:ilvl="0" w:tentative="0">
+      <w:start w:val="1"/>
+      <w:numFmt w:val="bullet"/>
+      <w:lvlText w:val=""/>
+      <w:lvlJc w:val="left"/>
+      <w:pPr>
+        <w:tabs>
+          <w:tab w:val="left" w:pos="720"/>
+        </w:tabs>
+        <w:ind w:left="720" w:hanging="360"/>
+      </w:pPr>
+      <w:rPr>
+        <w:rFonts w:hint="default" w:ascii="Symbol" w:hAnsi="Symbol" w:cs="Symbol"/>
+        <w:sz w:val="20"/>
+      </w:rPr>
+    </w:lvl>
+    <w:lvl w:ilvl="1" w:tentative="0">
+      <w:start w:val="1"/>
+      <w:numFmt w:val="bullet"/>
+      <w:lvlText w:val="o"/>
+      <w:lvlJc w:val="left"/>
+      <w:pPr>
+        <w:tabs>
+          <w:tab w:val="left" w:pos="1440"/>
+        </w:tabs>
+        <w:ind w:left="1440" w:hanging="360"/>
+      </w:pPr>
+      <w:rPr>
+        <w:rFonts w:hint="default" w:ascii="Courier New" w:hAnsi="Courier New" w:cs="Courier New"/>
+        <w:sz w:val="20"/>
+      </w:rPr>
+    </w:lvl>
+    <w:lvl w:ilvl="2" w:tentative="0">
+      <w:start w:val="1"/>
+      <w:numFmt w:val="bullet"/>
+      <w:lvlText w:val=""/>
+      <w:lvlJc w:val="left"/>
+      <w:pPr>
+        <w:tabs>
+          <w:tab w:val="left" w:pos="2160"/>
+        </w:tabs>
+        <w:ind w:left="2160" w:hanging="360"/>
+      </w:pPr>
+      <w:rPr>
+        <w:rFonts w:hint="default" w:ascii="Wingdings" w:hAnsi="Wingdings" w:cs="Wingdings"/>
+        <w:sz w:val="20"/>
+      </w:rPr>
+    </w:lvl>
+    <w:lvl w:ilvl="3" w:tentative="0">
+      <w:start w:val="1"/>
+      <w:numFmt w:val="bullet"/>
+      <w:lvlText w:val=""/>
+      <w:lvlJc w:val="left"/>
+      <w:pPr>
+        <w:tabs>
+          <w:tab w:val="left" w:pos="2880"/>
+        </w:tabs>
+        <w:ind w:left="2880" w:hanging="360"/>
+      </w:pPr>
+      <w:rPr>
+        <w:rFonts w:hint="default" w:ascii="Wingdings" w:hAnsi="Wingdings" w:cs="Wingdings"/>
+        <w:sz w:val="20"/>
+      </w:rPr>
+    </w:lvl>
+    <w:lvl w:ilvl="4" w:tentative="0">
+      <w:start w:val="1"/>
+      <w:numFmt w:val="bullet"/>
+      <w:lvlText w:val=""/>
+      <w:lvlJc w:val="left"/>
+      <w:pPr>
+        <w:tabs>
+          <w:tab w:val="left" w:pos="3600"/>
+        </w:tabs>
+        <w:ind w:left="3600" w:hanging="360"/>
+      </w:pPr>
+      <w:rPr>
+        <w:rFonts w:hint="default" w:ascii="Wingdings" w:hAnsi="Wingdings" w:cs="Wingdings"/>
+        <w:sz w:val="20"/>
+      </w:rPr>
+    </w:lvl>
+    <w:lvl w:ilvl="5" w:tentative="0">
+      <w:start w:val="1"/>
+      <w:numFmt w:val="bullet"/>
+      <w:lvlText w:val=""/>
+      <w:lvlJc w:val="left"/>
+      <w:pPr>
+        <w:tabs>
+          <w:tab w:val="left" w:pos="4320"/>
+        </w:tabs>
+        <w:ind w:left="4320" w:hanging="360"/>
+      </w:pPr>
+      <w:rPr>
+        <w:rFonts w:hint="default" w:ascii="Wingdings" w:hAnsi="Wingdings" w:cs="Wingdings"/>
+        <w:sz w:val="20"/>
+      </w:rPr>
+    </w:lvl>
+    <w:lvl w:ilvl="6" w:tentative="0">
+      <w:start w:val="1"/>
+      <w:numFmt w:val="bullet"/>
+      <w:lvlText w:val=""/>
+      <w:lvlJc w:val="left"/>
+      <w:pPr>
+        <w:tabs>
+          <w:tab w:val="left" w:pos="5040"/>
+        </w:tabs>
+        <w:ind w:left="5040" w:hanging="360"/>
+      </w:pPr>
+      <w:rPr>
+        <w:rFonts w:hint="default" w:ascii="Wingdings" w:hAnsi="Wingdings" w:cs="Wingdings"/>
+        <w:sz w:val="20"/>
+      </w:rPr>
+    </w:lvl>
+    <w:lvl w:ilvl="7" w:tentative="0">
+      <w:start w:val="1"/>
+      <w:numFmt w:val="bullet"/>
+      <w:lvlText w:val=""/>
+      <w:lvlJc w:val="left"/>
+      <w:pPr>
+        <w:tabs>
+          <w:tab w:val="left" w:pos="5760"/>
+        </w:tabs>
+        <w:ind w:left="5760" w:hanging="360"/>
+      </w:pPr>
+      <w:rPr>
+        <w:rFonts w:hint="default" w:ascii="Wingdings" w:hAnsi="Wingdings" w:cs="Wingdings"/>
+        <w:sz w:val="20"/>
+      </w:rPr>
+    </w:lvl>
+    <w:lvl w:ilvl="8" w:tentative="0">
+      <w:start w:val="1"/>
+      <w:numFmt w:val="bullet"/>
+      <w:lvlText w:val=""/>
+      <w:lvlJc w:val="left"/>
+      <w:pPr>
+        <w:tabs>
+          <w:tab w:val="left" w:pos="6480"/>
+        </w:tabs>
+        <w:ind w:left="6480" w:hanging="360"/>
+      </w:pPr>
+      <w:rPr>
+        <w:rFonts w:hint="default" w:ascii="Wingdings" w:hAnsi="Wingdings" w:cs="Wingdings"/>
+        <w:sz w:val="20"/>
+      </w:rPr>
+    </w:lvl>
+  </w:abstractNum>
+  <w:num w:numId="1">
+    <w:abstractNumId w:val="1"/>
+  </w:num>
+  <w:num w:numId="2">
+    <w:abstractNumId w:val="3"/>
+  </w:num>
+  <w:num w:numId="3">
+    <w:abstractNumId w:val="4"/>
+  </w:num>
+  <w:num w:numId="4">
+    <w:abstractNumId w:val="2"/>
+  </w:num>
+  <w:num w:numId="5">
+    <w:abstractNumId w:val="0"/>
+  </w:num>
+</w:numbering>
 </file>
 
 <file path=word/styles.xml><?xml version="1.0" encoding="utf-8"?>
@@ -176,7 +3372,7 @@
     <w:lsdException w:unhideWhenUsed="0" w:uiPriority="0" w:semiHidden="0" w:name="Document Map"/>
     <w:lsdException w:unhideWhenUsed="0" w:uiPriority="0" w:semiHidden="0" w:name="Plain Text"/>
     <w:lsdException w:unhideWhenUsed="0" w:uiPriority="0" w:semiHidden="0" w:name="E-mail Signature"/>
-    <w:lsdException w:unhideWhenUsed="0" w:uiPriority="0" w:semiHidden="0" w:name="Normal (Web)"/>
+    <w:lsdException w:qFormat="1" w:unhideWhenUsed="0" w:uiPriority="0" w:semiHidden="0" w:name="Normal (Web)"/>
     <w:lsdException w:unhideWhenUsed="0" w:uiPriority="0" w:semiHidden="0" w:name="HTML Acronym"/>
     <w:lsdException w:unhideWhenUsed="0" w:uiPriority="0" w:semiHidden="0" w:name="HTML Address"/>
     <w:lsdException w:unhideWhenUsed="0" w:uiPriority="0" w:semiHidden="0" w:name="HTML Cite"/>
@@ -343,6 +3539,27 @@
     </w:rPr>
   </w:style>
   <w:style w:type="paragraph" w:styleId="2">
+    <w:name w:val="heading 2"/>
+    <w:next w:val="1"/>
+    <w:semiHidden/>
+    <w:unhideWhenUsed/>
+    <w:qFormat/>
+    <w:uiPriority w:val="0"/>
+    <w:pPr>
+      <w:spacing w:before="0" w:beforeAutospacing="1" w:after="0" w:afterAutospacing="1"/>
+      <w:jc w:val="left"/>
+    </w:pPr>
+    <w:rPr>
+      <w:rFonts w:hint="eastAsia" w:ascii="SimSun" w:hAnsi="SimSun" w:eastAsia="SimSun" w:cs="SimSun"/>
+      <w:b/>
+      <w:bCs/>
+      <w:kern w:val="0"/>
+      <w:sz w:val="36"/>
+      <w:szCs w:val="36"/>
+      <w:lang w:val="en-US" w:eastAsia="zh-CN" w:bidi="ar"/>
+    </w:rPr>
+  </w:style>
+  <w:style w:type="paragraph" w:styleId="3">
     <w:name w:val="heading 3"/>
     <w:next w:val="1"/>
     <w:semiHidden/>
@@ -362,7 +3579,7 @@
       <w:lang w:val="en-US" w:eastAsia="zh-CN" w:bidi="ar-SA"/>
     </w:rPr>
   </w:style>
-  <w:style w:type="paragraph" w:styleId="3">
+  <w:style w:type="paragraph" w:styleId="4">
     <w:name w:val="heading 4"/>
     <w:next w:val="1"/>
     <w:semiHidden/>
@@ -382,13 +3599,13 @@
       <w:lang w:val="en-US" w:eastAsia="zh-CN" w:bidi="ar-SA"/>
     </w:rPr>
   </w:style>
-  <w:style w:type="character" w:default="1" w:styleId="4">
+  <w:style w:type="character" w:default="1" w:styleId="5">
     <w:name w:val="Default Paragraph Font"/>
     <w:unhideWhenUsed/>
     <w:qFormat/>
     <w:uiPriority w:val="1"/>
   </w:style>
-  <w:style w:type="table" w:default="1" w:styleId="5">
+  <w:style w:type="table" w:default="1" w:styleId="6">
     <w:name w:val="Normal Table"/>
     <w:semiHidden/>
     <w:unhideWhenUsed/>
@@ -403,9 +3620,9 @@
       </w:tblCellMar>
     </w:tblPr>
   </w:style>
-  <w:style w:type="character" w:styleId="6">
+  <w:style w:type="character" w:styleId="7">
     <w:name w:val="HTML Code"/>
-    <w:basedOn w:val="4"/>
+    <w:basedOn w:val="5"/>
     <w:qFormat/>
     <w:uiPriority w:val="0"/>
     <w:rPr>
@@ -414,9 +3631,9 @@
       <w:szCs w:val="20"/>
     </w:rPr>
   </w:style>
-  <w:style w:type="character" w:styleId="7">
+  <w:style w:type="character" w:styleId="8">
     <w:name w:val="Hyperlink"/>
-    <w:basedOn w:val="4"/>
+    <w:basedOn w:val="5"/>
     <w:qFormat/>
     <w:uiPriority w:val="0"/>
     <w:rPr>
@@ -424,8 +3641,9 @@
       <w:u w:val="single"/>
     </w:rPr>
   </w:style>
-  <w:style w:type="paragraph" w:styleId="8">
+  <w:style w:type="paragraph" w:styleId="9">
     <w:name w:val="Normal (Web)"/>
+    <w:qFormat/>
     <w:uiPriority w:val="0"/>
     <w:pPr>
       <w:spacing w:beforeAutospacing="1" w:afterAutospacing="1"/>
@@ -437,9 +3655,9 @@
       <w:lang w:val="en-US" w:eastAsia="zh-CN" w:bidi="ar-SA"/>
     </w:rPr>
   </w:style>
-  <w:style w:type="character" w:styleId="9">
+  <w:style w:type="character" w:styleId="10">
     <w:name w:val="Strong"/>
-    <w:basedOn w:val="4"/>
+    <w:basedOn w:val="5"/>
     <w:qFormat/>
     <w:uiPriority w:val="0"/>
     <w:rPr>
